--- a/docs/manual/dist/CGA User Manual (vi).docx
+++ b/docs/manual/dist/CGA User Manual (vi).docx
@@ -15,17 +15,6 @@
           <w:sz w:val="48"/>
         </w:rPr>
         <w:t>Hướng dẫn sử dụng CGA Studio</w:t>
-      </w:r>
-    </w:p>
-    <w:p>
-      <w:r>
-        <w:rPr>
-          <w:rFonts w:ascii="Arial" w:hAnsi="Arial" w:eastAsia="Arial"/>
-          <w:b w:val="0"/>
-          <w:i w:val="0"/>
-          <w:sz w:val="21"/>
-        </w:rPr>
-        <w:t>Trạng thái: Quá trình tạo nội dung đã hoàn tất, đang chờ xác minh thực thi</w:t>
       </w:r>
     </w:p>
     <w:p>
@@ -52,21 +41,6 @@
     </w:p>
     <w:p>
       <w:pPr>
-        <w:spacing w:before="80" w:after="160"/>
-        <w:ind w:left="288" w:right="288"/>
-      </w:pPr>
-      <w:r>
-        <w:rPr>
-          <w:rFonts w:ascii="Arial" w:hAnsi="Arial" w:eastAsia="Arial"/>
-          <w:i/>
-          <w:color w:val="5F6368"/>
-          <w:sz w:val="19"/>
-        </w:rPr>
-        <w:t>Các trường thông tin cơ bản, phương pháp NLU, mô hình và phương thức trả lời trên màn hình tạo bot đã được kiểm tra trong trình duyệt. Các chức năng mà kết quả lưu, tạo, học và thực thi thực tế chưa được xác nhận sẽ được hiển thị riêng trong [Bảng xác minh chức năng](../cga-manual-verification-matrix.md).</w:t>
-      </w:r>
-    </w:p>
-    <w:p>
-      <w:pPr>
         <w:pStyle w:val="Heading1"/>
       </w:pPr>
       <w:r>
@@ -130,17 +104,6 @@
           <w:sz w:val="21"/>
         </w:rPr>
         <w:t>Sau khi đăng nhập, hãy chuyển đến màn hình CGA Studio.</w:t>
-      </w:r>
-    </w:p>
-    <w:p>
-      <w:r>
-        <w:rPr>
-          <w:rFonts w:ascii="Arial" w:hAnsi="Arial" w:eastAsia="Arial"/>
-          <w:b w:val="0"/>
-          <w:i w:val="0"/>
-          <w:sz w:val="21"/>
-        </w:rPr>
-        <w:t>Màn hình đăng nhập thành công thực tế và đường dẫn di chuyển cho từng cơ quan được xác nhận sau khi xác minh trình duyệt.</w:t>
       </w:r>
     </w:p>
     <w:p>
@@ -1706,17 +1669,6 @@
           <w:sz w:val="21"/>
         </w:rPr>
         <w:t>Menu API là khu vực quản lý thông tin API liên quan đến việc xử lý cuộc trò chuyện của bot hoặc phiên bản của bạn.</w:t>
-      </w:r>
-    </w:p>
-    <w:p>
-      <w:r>
-        <w:rPr>
-          <w:rFonts w:ascii="Arial" w:hAnsi="Arial" w:eastAsia="Arial"/>
-          <w:b w:val="0"/>
-          <w:i w:val="0"/>
-          <w:sz w:val="21"/>
-        </w:rPr>
-        <w:t>Đường dẫn truy cập là `Studio &gt; API` hoặc `Bot &gt; Phiên bản &gt; API`. Khi sửa đổi API, hãy kiểm tra các mục yêu cầu, mục phản hồi, ý định liên quan và cài đặt xác thực. Kết quả kiểm tra kết nối bên ngoài thực tế và kết nối vận hành yêu cầu xác minh riêng.</w:t>
       </w:r>
     </w:p>
     <w:p>
@@ -3659,7 +3611,7 @@
           <w:i w:val="0"/>
           <w:sz w:val="21"/>
         </w:rPr>
-        <w:t>Bot xác minh thậm chí còn hiển thị thông báo đăng ký Hàng đợi, nhưng sau khi làm mới, trạng thái `Chưa huấn luyện` vẫn giữ nguyên và không có lịch sử học tập nào được tạo.</w:t>
+        <w:t>Yêu cầu huấn luyện được đưa vào Queue và do Worker riêng xử lý bất đồng bộ. Huấn luyện ML và Semantic có thể mất hơn ba phút tùy dữ liệu và môi trường; chỉ kiểm tra sau khi lịch sử huấn luyện hiển thị thành công hoặc trạng thái đã huấn luyện.</w:t>
       </w:r>
     </w:p>
     <w:p>
@@ -4414,19 +4366,6 @@
         <w:t>[Hướng dẫn sử dụng CGA NLU](../cga-nlu-guide/README.md)</w:t>
       </w:r>
     </w:p>
-    <w:p>
-      <w:pPr>
-        <w:pStyle w:val="ListBullet"/>
-        <w:spacing w:after="80"/>
-      </w:pPr>
-      <w:r>
-        <w:rPr>
-          <w:rFonts w:ascii="Arial" w:hAnsi="Arial" w:eastAsia="Arial"/>
-          <w:sz w:val="21"/>
-        </w:rPr>
-        <w:t>[Bảng xác minh chức năng](../cga-manual-verification-matrix.md)</w:t>
-      </w:r>
-    </w:p>
     <w:sectPr>
       <w:headerReference w:type="default" r:id="rId9"/>
       <w:footerReference w:type="default" r:id="rId10"/>

--- a/docs/manual/dist/CGA User Manual (vi).docx
+++ b/docs/manual/dist/CGA User Manual (vi).docx
@@ -36,7 +36,43 @@
           <w:i w:val="0"/>
           <w:sz w:val="21"/>
         </w:rPr>
-        <w:t>Tài liệu này mô tả các menu và quy trình làm việc của CGA Studio. Nếu bạn sử dụng lần đầu tiên, hãy đọc [Bắt đầu CGA](../cga-getting-started/README.md) trước và tham khảo [Hướng dẫn sử dụng CGA NLU](../cga-nlu-guide/README.md) để lựa chọn, tìm hiểu và cải thiện chất lượng công cụ.</w:t>
+        <w:t xml:space="preserve">Tài liệu này mô tả các menu và quy trình làm việc của CGA Studio. Nếu bạn sử dụng lần đầu tiên, hãy đọc </w:t>
+      </w:r>
+      <w:r>
+        <w:rPr>
+          <w:rFonts w:ascii="Arial" w:hAnsi="Arial" w:eastAsia="Arial"/>
+          <w:b w:val="0"/>
+          <w:i w:val="0"/>
+          <w:sz w:val="21"/>
+        </w:rPr>
+        <w:t>Bắt đầu CGA</w:t>
+      </w:r>
+      <w:r>
+        <w:rPr>
+          <w:rFonts w:ascii="Arial" w:hAnsi="Arial" w:eastAsia="Arial"/>
+          <w:b w:val="0"/>
+          <w:i w:val="0"/>
+          <w:sz w:val="21"/>
+        </w:rPr>
+        <w:t xml:space="preserve"> trước và tham khảo </w:t>
+      </w:r>
+      <w:r>
+        <w:rPr>
+          <w:rFonts w:ascii="Arial" w:hAnsi="Arial" w:eastAsia="Arial"/>
+          <w:b w:val="0"/>
+          <w:i w:val="0"/>
+          <w:sz w:val="21"/>
+        </w:rPr>
+        <w:t>Hướng dẫn sử dụng CGA NLU</w:t>
+      </w:r>
+      <w:r>
+        <w:rPr>
+          <w:rFonts w:ascii="Arial" w:hAnsi="Arial" w:eastAsia="Arial"/>
+          <w:b w:val="0"/>
+          <w:i w:val="0"/>
+          <w:sz w:val="21"/>
+        </w:rPr>
+        <w:t xml:space="preserve"> để lựa chọn, tìm hiểu và cải thiện chất lượng công cụ.</w:t>
       </w:r>
     </w:p>
     <w:p>
@@ -69,41 +105,47 @@
     </w:p>
     <w:p>
       <w:pPr>
-        <w:pStyle w:val="ListNumber"/>
         <w:spacing w:after="80"/>
-      </w:pPr>
-      <w:r>
-        <w:rPr>
-          <w:rFonts w:ascii="Arial" w:hAnsi="Arial" w:eastAsia="Arial"/>
-          <w:sz w:val="21"/>
-        </w:rPr>
-        <w:t>Mở màn hình đăng nhập CGA Studio.</w:t>
+        <w:ind w:left="360" w:hanging="288"/>
+      </w:pPr>
+      <w:r>
+        <w:rPr>
+          <w:rFonts w:ascii="Arial" w:hAnsi="Arial" w:eastAsia="Arial"/>
+          <w:b w:val="0"/>
+          <w:i w:val="0"/>
+          <w:sz w:val="21"/>
+        </w:rPr>
+        <w:t>1. Mở màn hình đăng nhập CGA Studio.</w:t>
       </w:r>
     </w:p>
     <w:p>
       <w:pPr>
-        <w:pStyle w:val="ListNumber"/>
         <w:spacing w:after="80"/>
-      </w:pPr>
-      <w:r>
-        <w:rPr>
-          <w:rFonts w:ascii="Arial" w:hAnsi="Arial" w:eastAsia="Arial"/>
-          <w:sz w:val="21"/>
-        </w:rPr>
-        <w:t>Nhập thông tin tài khoản của bạn.</w:t>
+        <w:ind w:left="360" w:hanging="288"/>
+      </w:pPr>
+      <w:r>
+        <w:rPr>
+          <w:rFonts w:ascii="Arial" w:hAnsi="Arial" w:eastAsia="Arial"/>
+          <w:b w:val="0"/>
+          <w:i w:val="0"/>
+          <w:sz w:val="21"/>
+        </w:rPr>
+        <w:t>2. Nhập thông tin tài khoản của bạn.</w:t>
       </w:r>
     </w:p>
     <w:p>
       <w:pPr>
-        <w:pStyle w:val="ListNumber"/>
         <w:spacing w:after="80"/>
-      </w:pPr>
-      <w:r>
-        <w:rPr>
-          <w:rFonts w:ascii="Arial" w:hAnsi="Arial" w:eastAsia="Arial"/>
-          <w:sz w:val="21"/>
-        </w:rPr>
-        <w:t>Sau khi đăng nhập, hãy chuyển đến màn hình CGA Studio.</w:t>
+        <w:ind w:left="360" w:hanging="288"/>
+      </w:pPr>
+      <w:r>
+        <w:rPr>
+          <w:rFonts w:ascii="Arial" w:hAnsi="Arial" w:eastAsia="Arial"/>
+          <w:b w:val="0"/>
+          <w:i w:val="0"/>
+          <w:sz w:val="21"/>
+        </w:rPr>
+        <w:t>3. Sau khi đăng nhập, hãy chuyển đến màn hình CGA Studio.</w:t>
       </w:r>
     </w:p>
     <w:p>
@@ -128,9 +170,20 @@
       <w:r>
         <w:rPr>
           <w:rFonts w:ascii="Arial" w:hAnsi="Arial" w:eastAsia="Arial"/>
-          <w:sz w:val="21"/>
-        </w:rPr>
-        <w:t>`Bot`: Đơn vị cung cấp dịch vụ hội thoại</w:t>
+          <w:b/>
+          <w:i w:val="0"/>
+          <w:sz w:val="21"/>
+        </w:rPr>
+        <w:t>Bot</w:t>
+      </w:r>
+      <w:r>
+        <w:rPr>
+          <w:rFonts w:ascii="Arial" w:hAnsi="Arial" w:eastAsia="Arial"/>
+          <w:b w:val="0"/>
+          <w:i w:val="0"/>
+          <w:sz w:val="21"/>
+        </w:rPr>
+        <w:t>: Đơn vị cung cấp dịch vụ hội thoại</w:t>
       </w:r>
     </w:p>
     <w:p>
@@ -141,9 +194,20 @@
       <w:r>
         <w:rPr>
           <w:rFonts w:ascii="Arial" w:hAnsi="Arial" w:eastAsia="Arial"/>
-          <w:sz w:val="21"/>
-        </w:rPr>
-        <w:t>`Phiên bản`: Đơn vị thực thi quản lý cấu hình và tài sản đào tạo của bot.</w:t>
+          <w:b/>
+          <w:i w:val="0"/>
+          <w:sz w:val="21"/>
+        </w:rPr>
+        <w:t>Phiên bản</w:t>
+      </w:r>
+      <w:r>
+        <w:rPr>
+          <w:rFonts w:ascii="Arial" w:hAnsi="Arial" w:eastAsia="Arial"/>
+          <w:b w:val="0"/>
+          <w:i w:val="0"/>
+          <w:sz w:val="21"/>
+        </w:rPr>
+        <w:t>: Đơn vị thực thi quản lý cấu hình và tài sản đào tạo của bot.</w:t>
       </w:r>
     </w:p>
     <w:p>
@@ -154,9 +218,20 @@
       <w:r>
         <w:rPr>
           <w:rFonts w:ascii="Arial" w:hAnsi="Arial" w:eastAsia="Arial"/>
-          <w:sz w:val="21"/>
-        </w:rPr>
-        <w:t>`Phương thức NLU`: Một phương pháp diễn giải lời nói của người dùng theo mục đích hoặc ý nghĩa</w:t>
+          <w:b/>
+          <w:i w:val="0"/>
+          <w:sz w:val="21"/>
+        </w:rPr>
+        <w:t>Phương thức NLU</w:t>
+      </w:r>
+      <w:r>
+        <w:rPr>
+          <w:rFonts w:ascii="Arial" w:hAnsi="Arial" w:eastAsia="Arial"/>
+          <w:b w:val="0"/>
+          <w:i w:val="0"/>
+          <w:sz w:val="21"/>
+        </w:rPr>
+        <w:t>: Một phương pháp diễn giải lời nói của người dùng theo mục đích hoặc ý nghĩa</w:t>
       </w:r>
     </w:p>
     <w:p>
@@ -167,9 +242,20 @@
       <w:r>
         <w:rPr>
           <w:rFonts w:ascii="Arial" w:hAnsi="Arial" w:eastAsia="Arial"/>
-          <w:sz w:val="21"/>
-        </w:rPr>
-        <w:t>`Phương thức trả lời`: Phương pháp tạo hoặc truy xuất câu trả lời dựa trên kết quả phân loại</w:t>
+          <w:b/>
+          <w:i w:val="0"/>
+          <w:sz w:val="21"/>
+        </w:rPr>
+        <w:t>Phương thức trả lời</w:t>
+      </w:r>
+      <w:r>
+        <w:rPr>
+          <w:rFonts w:ascii="Arial" w:hAnsi="Arial" w:eastAsia="Arial"/>
+          <w:b w:val="0"/>
+          <w:i w:val="0"/>
+          <w:sz w:val="21"/>
+        </w:rPr>
+        <w:t>: Phương pháp tạo hoặc truy xuất câu trả lời dựa trên kết quả phân loại</w:t>
       </w:r>
     </w:p>
     <w:p>
@@ -180,9 +266,20 @@
       <w:r>
         <w:rPr>
           <w:rFonts w:ascii="Arial" w:hAnsi="Arial" w:eastAsia="Arial"/>
-          <w:sz w:val="21"/>
-        </w:rPr>
-        <w:t>`Huấn luyện`: Phản ánh dữ liệu từ bot cho ML hoặc công cụ thực thi đã chọn</w:t>
+          <w:b/>
+          <w:i w:val="0"/>
+          <w:sz w:val="21"/>
+        </w:rPr>
+        <w:t>Huấn luyện</w:t>
+      </w:r>
+      <w:r>
+        <w:rPr>
+          <w:rFonts w:ascii="Arial" w:hAnsi="Arial" w:eastAsia="Arial"/>
+          <w:b w:val="0"/>
+          <w:i w:val="0"/>
+          <w:sz w:val="21"/>
+        </w:rPr>
+        <w:t>: Phản ánh dữ liệu từ bot cho ML hoặc công cụ thực thi đã chọn</w:t>
       </w:r>
     </w:p>
     <w:p>
@@ -218,6 +315,8 @@
       <w:r>
         <w:rPr>
           <w:rFonts w:ascii="Arial" w:hAnsi="Arial" w:eastAsia="Arial"/>
+          <w:b w:val="0"/>
+          <w:i w:val="0"/>
           <w:sz w:val="21"/>
         </w:rPr>
         <w:t>Ngôn ngữ</w:t>
@@ -231,6 +330,8 @@
       <w:r>
         <w:rPr>
           <w:rFonts w:ascii="Arial" w:hAnsi="Arial" w:eastAsia="Arial"/>
+          <w:b w:val="0"/>
+          <w:i w:val="0"/>
           <w:sz w:val="21"/>
         </w:rPr>
         <w:t>Phương pháp NLU</w:t>
@@ -244,6 +345,8 @@
       <w:r>
         <w:rPr>
           <w:rFonts w:ascii="Arial" w:hAnsi="Arial" w:eastAsia="Arial"/>
+          <w:b w:val="0"/>
+          <w:i w:val="0"/>
           <w:sz w:val="21"/>
         </w:rPr>
         <w:t>Mô hình NLU</w:t>
@@ -257,6 +360,8 @@
       <w:r>
         <w:rPr>
           <w:rFonts w:ascii="Arial" w:hAnsi="Arial" w:eastAsia="Arial"/>
+          <w:b w:val="0"/>
+          <w:i w:val="0"/>
           <w:sz w:val="21"/>
         </w:rPr>
         <w:t>Phương thức phản hồi</w:t>
@@ -270,6 +375,8 @@
       <w:r>
         <w:rPr>
           <w:rFonts w:ascii="Arial" w:hAnsi="Arial" w:eastAsia="Arial"/>
+          <w:b w:val="0"/>
+          <w:i w:val="0"/>
           <w:sz w:val="21"/>
         </w:rPr>
         <w:t>Nhà cung cấp hoặc mô hình LLM</w:t>
@@ -294,7 +401,61 @@
           <w:i w:val="0"/>
           <w:sz w:val="21"/>
         </w:rPr>
-        <w:t>Nếu bạn thay đổi phương pháp NLU hoặc phương pháp trả lời, các kiểu máy có thể chọn và các mục cài đặt bổ sung có thể thay đổi. Kiểm tra xem trạng thái kết hợp của màn hình là `Sẵn sàng chạy/huấn luyện` hay `Chỉ có thể lưu cài đặt` rồi quyết định hành động tiếp theo. Nếu bạn đang sử dụng lần đầu tiên, đừng chọn `Xác nhận` mà không kiểm tra trạng thái kết hợp.</w:t>
+        <w:t xml:space="preserve">Nếu bạn thay đổi phương pháp NLU hoặc phương pháp trả lời, các kiểu máy có thể chọn và các mục cài đặt bổ sung có thể thay đổi. Kiểm tra xem trạng thái kết hợp của màn hình là </w:t>
+      </w:r>
+      <w:r>
+        <w:rPr>
+          <w:rFonts w:ascii="Arial" w:hAnsi="Arial" w:eastAsia="Arial"/>
+          <w:b/>
+          <w:i w:val="0"/>
+          <w:sz w:val="21"/>
+        </w:rPr>
+        <w:t>Sẵn sàng chạy/huấn luyện</w:t>
+      </w:r>
+      <w:r>
+        <w:rPr>
+          <w:rFonts w:ascii="Arial" w:hAnsi="Arial" w:eastAsia="Arial"/>
+          <w:b w:val="0"/>
+          <w:i w:val="0"/>
+          <w:sz w:val="21"/>
+        </w:rPr>
+        <w:t xml:space="preserve"> hay </w:t>
+      </w:r>
+      <w:r>
+        <w:rPr>
+          <w:rFonts w:ascii="Arial" w:hAnsi="Arial" w:eastAsia="Arial"/>
+          <w:b/>
+          <w:i w:val="0"/>
+          <w:sz w:val="21"/>
+        </w:rPr>
+        <w:t>Chỉ có thể lưu cài đặt</w:t>
+      </w:r>
+      <w:r>
+        <w:rPr>
+          <w:rFonts w:ascii="Arial" w:hAnsi="Arial" w:eastAsia="Arial"/>
+          <w:b w:val="0"/>
+          <w:i w:val="0"/>
+          <w:sz w:val="21"/>
+        </w:rPr>
+        <w:t xml:space="preserve"> rồi quyết định hành động tiếp theo. Nếu bạn đang sử dụng lần đầu tiên, đừng chọn </w:t>
+      </w:r>
+      <w:r>
+        <w:rPr>
+          <w:rFonts w:ascii="Arial" w:hAnsi="Arial" w:eastAsia="Arial"/>
+          <w:b/>
+          <w:i w:val="0"/>
+          <w:sz w:val="21"/>
+        </w:rPr>
+        <w:t>Xác nhận</w:t>
+      </w:r>
+      <w:r>
+        <w:rPr>
+          <w:rFonts w:ascii="Arial" w:hAnsi="Arial" w:eastAsia="Arial"/>
+          <w:b w:val="0"/>
+          <w:i w:val="0"/>
+          <w:sz w:val="21"/>
+        </w:rPr>
+        <w:t xml:space="preserve"> mà không kiểm tra trạng thái kết hợp.</w:t>
       </w:r>
     </w:p>
     <w:p>
@@ -305,7 +466,43 @@
           <w:i w:val="0"/>
           <w:sz w:val="21"/>
         </w:rPr>
-        <w:t>Trong màn hình tạo, `Xác nhận` là hành động gửi cài đặt đã nhập và `Hủy` là hành động thoát khỏi màn hình tạo. Sau khi gửi, kết quả tạo bot và trạng thái hoàn thành tìm hiểu/lập chỉ mục phải được xác minh thực thi riêng biệt.</w:t>
+        <w:t xml:space="preserve">Trong màn hình tạo, </w:t>
+      </w:r>
+      <w:r>
+        <w:rPr>
+          <w:rFonts w:ascii="Arial" w:hAnsi="Arial" w:eastAsia="Arial"/>
+          <w:b/>
+          <w:i w:val="0"/>
+          <w:sz w:val="21"/>
+        </w:rPr>
+        <w:t>Xác nhận</w:t>
+      </w:r>
+      <w:r>
+        <w:rPr>
+          <w:rFonts w:ascii="Arial" w:hAnsi="Arial" w:eastAsia="Arial"/>
+          <w:b w:val="0"/>
+          <w:i w:val="0"/>
+          <w:sz w:val="21"/>
+        </w:rPr>
+        <w:t xml:space="preserve"> là hành động gửi cài đặt đã nhập và </w:t>
+      </w:r>
+      <w:r>
+        <w:rPr>
+          <w:rFonts w:ascii="Arial" w:hAnsi="Arial" w:eastAsia="Arial"/>
+          <w:b/>
+          <w:i w:val="0"/>
+          <w:sz w:val="21"/>
+        </w:rPr>
+        <w:t>Hủy</w:t>
+      </w:r>
+      <w:r>
+        <w:rPr>
+          <w:rFonts w:ascii="Arial" w:hAnsi="Arial" w:eastAsia="Arial"/>
+          <w:b w:val="0"/>
+          <w:i w:val="0"/>
+          <w:sz w:val="21"/>
+        </w:rPr>
+        <w:t xml:space="preserve"> là hành động thoát khỏi màn hình tạo. Sau khi gửi, kết quả tạo bot và trạng thái hoàn thành tìm hiểu/lập chỉ mục phải được xác minh thực thi riêng biệt.</w:t>
       </w:r>
     </w:p>
     <w:p>
@@ -366,6 +563,8 @@
       <w:r>
         <w:rPr>
           <w:rFonts w:ascii="Arial" w:hAnsi="Arial" w:eastAsia="Arial"/>
+          <w:b w:val="0"/>
+          <w:i w:val="0"/>
           <w:sz w:val="21"/>
         </w:rPr>
         <w:t>Loại Bot: Bot, Bot Hub</w:t>
@@ -379,6 +578,8 @@
       <w:r>
         <w:rPr>
           <w:rFonts w:ascii="Arial" w:hAnsi="Arial" w:eastAsia="Arial"/>
+          <w:b w:val="0"/>
+          <w:i w:val="0"/>
           <w:sz w:val="21"/>
         </w:rPr>
         <w:t>Chế độ bot: loại văn bản, loại giọng nói</w:t>
@@ -392,6 +593,8 @@
       <w:r>
         <w:rPr>
           <w:rFonts w:ascii="Arial" w:hAnsi="Arial" w:eastAsia="Arial"/>
+          <w:b w:val="0"/>
+          <w:i w:val="0"/>
           <w:sz w:val="21"/>
         </w:rPr>
         <w:t>Hồ sơ bot</w:t>
@@ -405,6 +608,8 @@
       <w:r>
         <w:rPr>
           <w:rFonts w:ascii="Arial" w:hAnsi="Arial" w:eastAsia="Arial"/>
+          <w:b w:val="0"/>
+          <w:i w:val="0"/>
           <w:sz w:val="21"/>
         </w:rPr>
         <w:t>Tên máy</w:t>
@@ -418,6 +623,8 @@
       <w:r>
         <w:rPr>
           <w:rFonts w:ascii="Arial" w:hAnsi="Arial" w:eastAsia="Arial"/>
+          <w:b w:val="0"/>
+          <w:i w:val="0"/>
           <w:sz w:val="21"/>
         </w:rPr>
         <w:t>Ngôn ngữ: Tùy chọn màn hình hiện tại là tiếng Hàn</w:t>
@@ -431,6 +638,8 @@
       <w:r>
         <w:rPr>
           <w:rFonts w:ascii="Arial" w:hAnsi="Arial" w:eastAsia="Arial"/>
+          <w:b w:val="0"/>
+          <w:i w:val="0"/>
           <w:sz w:val="21"/>
         </w:rPr>
         <w:t>Giới thiệu</w:t>
@@ -506,6 +715,7 @@
               <w:rPr>
                 <w:rFonts w:ascii="Arial" w:hAnsi="Arial" w:eastAsia="Arial"/>
                 <w:b/>
+                <w:i w:val="0"/>
                 <w:color w:val="1F4D78"/>
                 <w:sz w:val="18"/>
               </w:rPr>
@@ -534,6 +744,7 @@
               <w:rPr>
                 <w:rFonts w:ascii="Arial" w:hAnsi="Arial" w:eastAsia="Arial"/>
                 <w:b/>
+                <w:i w:val="0"/>
                 <w:color w:val="1F4D78"/>
                 <w:sz w:val="18"/>
               </w:rPr>
@@ -563,6 +774,7 @@
               <w:rPr>
                 <w:rFonts w:ascii="Arial" w:hAnsi="Arial" w:eastAsia="Arial"/>
                 <w:b w:val="0"/>
+                <w:i w:val="0"/>
                 <w:sz w:val="18"/>
               </w:rPr>
               <w:t>ML</w:t>
@@ -589,6 +801,7 @@
               <w:rPr>
                 <w:rFonts w:ascii="Arial" w:hAnsi="Arial" w:eastAsia="Arial"/>
                 <w:b w:val="0"/>
+                <w:i w:val="0"/>
                 <w:sz w:val="18"/>
               </w:rPr>
               <w:t>Phương pháp phân loại dựa trên câu và ý định học</w:t>
@@ -617,6 +830,7 @@
               <w:rPr>
                 <w:rFonts w:ascii="Arial" w:hAnsi="Arial" w:eastAsia="Arial"/>
                 <w:b w:val="0"/>
+                <w:i w:val="0"/>
                 <w:sz w:val="18"/>
               </w:rPr>
               <w:t>Ngữ nghĩa - Công nhân Vector</w:t>
@@ -643,6 +857,7 @@
               <w:rPr>
                 <w:rFonts w:ascii="Arial" w:hAnsi="Arial" w:eastAsia="Arial"/>
                 <w:b w:val="0"/>
+                <w:i w:val="0"/>
                 <w:sz w:val="18"/>
               </w:rPr>
               <w:t>Phương pháp ngữ nghĩa sử dụng Vector Worker và Vector DB của CGA</w:t>
@@ -671,6 +886,7 @@
               <w:rPr>
                 <w:rFonts w:ascii="Arial" w:hAnsi="Arial" w:eastAsia="Arial"/>
                 <w:b w:val="0"/>
+                <w:i w:val="0"/>
                 <w:sz w:val="18"/>
               </w:rPr>
               <w:t>Ngữ nghĩa - Nhúng bên ngoài</w:t>
@@ -697,6 +913,7 @@
               <w:rPr>
                 <w:rFonts w:ascii="Arial" w:hAnsi="Arial" w:eastAsia="Arial"/>
                 <w:b w:val="0"/>
+                <w:i w:val="0"/>
                 <w:sz w:val="18"/>
               </w:rPr>
               <w:t>Phương thức ngữ nghĩa kết nối nhúng bên ngoài và DB Vector cục bộ</w:t>
@@ -725,6 +942,7 @@
               <w:rPr>
                 <w:rFonts w:ascii="Arial" w:hAnsi="Arial" w:eastAsia="Arial"/>
                 <w:b w:val="0"/>
+                <w:i w:val="0"/>
                 <w:sz w:val="18"/>
               </w:rPr>
               <w:t>Động cơ LLM</w:t>
@@ -751,6 +969,7 @@
               <w:rPr>
                 <w:rFonts w:ascii="Arial" w:hAnsi="Arial" w:eastAsia="Arial"/>
                 <w:b w:val="0"/>
+                <w:i w:val="0"/>
                 <w:sz w:val="18"/>
               </w:rPr>
               <w:t>Cách sử dụng mô hình LLM</w:t>
@@ -768,7 +987,25 @@
           <w:i w:val="0"/>
           <w:sz w:val="21"/>
         </w:rPr>
-        <w:t>Để biết các tiêu chí lựa chọn dành riêng cho động cơ và phương pháp chuẩn bị dữ liệu, hãy tham khảo [So sánh động cơ trong Hướng dẫn sử dụng NLU](../cga-nlu-guide/engine-comparison.md).</w:t>
+        <w:t xml:space="preserve">Để biết các tiêu chí lựa chọn dành riêng cho động cơ và phương pháp chuẩn bị dữ liệu, hãy tham khảo </w:t>
+      </w:r>
+      <w:r>
+        <w:rPr>
+          <w:rFonts w:ascii="Arial" w:hAnsi="Arial" w:eastAsia="Arial"/>
+          <w:b w:val="0"/>
+          <w:i w:val="0"/>
+          <w:sz w:val="21"/>
+        </w:rPr>
+        <w:t>So sánh động cơ trong Hướng dẫn sử dụng NLU</w:t>
+      </w:r>
+      <w:r>
+        <w:rPr>
+          <w:rFonts w:ascii="Arial" w:hAnsi="Arial" w:eastAsia="Arial"/>
+          <w:b w:val="0"/>
+          <w:i w:val="0"/>
+          <w:sz w:val="21"/>
+        </w:rPr>
+        <w:t>.</w:t>
       </w:r>
     </w:p>
     <w:p>
@@ -804,6 +1041,8 @@
       <w:r>
         <w:rPr>
           <w:rFonts w:ascii="Arial" w:hAnsi="Arial" w:eastAsia="Arial"/>
+          <w:b w:val="0"/>
+          <w:i w:val="0"/>
           <w:sz w:val="21"/>
         </w:rPr>
         <w:t>ML: DeepLearning Lite, TF-IDF Linear, Đường cơ sở từ khóa</w:t>
@@ -817,6 +1056,8 @@
       <w:r>
         <w:rPr>
           <w:rFonts w:ascii="Arial" w:hAnsi="Arial" w:eastAsia="Arial"/>
+          <w:b w:val="0"/>
+          <w:i w:val="0"/>
           <w:sz w:val="21"/>
         </w:rPr>
         <w:t>Ngữ nghĩa: Mô hình Vector Worker mặc định hoặc mô hình nhúng bên ngoài</w:t>
@@ -830,6 +1071,8 @@
       <w:r>
         <w:rPr>
           <w:rFonts w:ascii="Arial" w:hAnsi="Arial" w:eastAsia="Arial"/>
+          <w:b w:val="0"/>
+          <w:i w:val="0"/>
           <w:sz w:val="21"/>
         </w:rPr>
         <w:t>LLM: Lựa chọn nhà cung cấp và lựa chọn mô hình chi tiết cho từng nhà cung cấp</w:t>
@@ -879,6 +1122,8 @@
       <w:r>
         <w:rPr>
           <w:rFonts w:ascii="Arial" w:hAnsi="Arial" w:eastAsia="Arial"/>
+          <w:b w:val="0"/>
+          <w:i w:val="0"/>
           <w:sz w:val="21"/>
         </w:rPr>
         <w:t>Câu trả lời được xác định</w:t>
@@ -892,6 +1137,8 @@
       <w:r>
         <w:rPr>
           <w:rFonts w:ascii="Arial" w:hAnsi="Arial" w:eastAsia="Arial"/>
+          <w:b w:val="0"/>
+          <w:i w:val="0"/>
           <w:sz w:val="21"/>
         </w:rPr>
         <w:t>Câu trả lời RAG của Công cụ Ngữ nghĩa</w:t>
@@ -905,6 +1152,8 @@
       <w:r>
         <w:rPr>
           <w:rFonts w:ascii="Arial" w:hAnsi="Arial" w:eastAsia="Arial"/>
+          <w:b w:val="0"/>
+          <w:i w:val="0"/>
           <w:sz w:val="21"/>
         </w:rPr>
         <w:t>Câu trả lời về LLM Engine RAG</w:t>
@@ -918,6 +1167,8 @@
       <w:r>
         <w:rPr>
           <w:rFonts w:ascii="Arial" w:hAnsi="Arial" w:eastAsia="Arial"/>
+          <w:b w:val="0"/>
+          <w:i w:val="0"/>
           <w:sz w:val="21"/>
         </w:rPr>
         <w:t>Câu trả lời về động cơ LLM</w:t>
@@ -967,6 +1218,8 @@
       <w:r>
         <w:rPr>
           <w:rFonts w:ascii="Arial" w:hAnsi="Arial" w:eastAsia="Arial"/>
+          <w:b w:val="0"/>
+          <w:i w:val="0"/>
           <w:sz w:val="21"/>
         </w:rPr>
         <w:t>Bot: Thông tin cơ bản và mục tiêu hoạt động của đơn vị dịch vụ</w:t>
@@ -980,6 +1233,8 @@
       <w:r>
         <w:rPr>
           <w:rFonts w:ascii="Arial" w:hAnsi="Arial" w:eastAsia="Arial"/>
+          <w:b w:val="0"/>
+          <w:i w:val="0"/>
           <w:sz w:val="21"/>
         </w:rPr>
         <w:t>Phiên bản: Đơn vị quản lý ý định, đối tượng, từ điển, thiết kế hội thoại và cài đặt AI.</w:t>
@@ -993,6 +1248,8 @@
       <w:r>
         <w:rPr>
           <w:rFonts w:ascii="Arial" w:hAnsi="Arial" w:eastAsia="Arial"/>
+          <w:b w:val="0"/>
+          <w:i w:val="0"/>
           <w:sz w:val="21"/>
         </w:rPr>
         <w:t>Workspace: Màn hình thiết kế, thử nghiệm và phân tích một phiên bản bot cụ thể.</w:t>
@@ -1068,6 +1325,7 @@
               <w:rPr>
                 <w:rFonts w:ascii="Arial" w:hAnsi="Arial" w:eastAsia="Arial"/>
                 <w:b/>
+                <w:i w:val="0"/>
                 <w:color w:val="1F4D78"/>
                 <w:sz w:val="18"/>
               </w:rPr>
@@ -1096,6 +1354,7 @@
               <w:rPr>
                 <w:rFonts w:ascii="Arial" w:hAnsi="Arial" w:eastAsia="Arial"/>
                 <w:b/>
+                <w:i w:val="0"/>
                 <w:color w:val="1F4D78"/>
                 <w:sz w:val="18"/>
               </w:rPr>
@@ -1125,6 +1384,7 @@
               <w:rPr>
                 <w:rFonts w:ascii="Arial" w:hAnsi="Arial" w:eastAsia="Arial"/>
                 <w:b w:val="0"/>
+                <w:i w:val="0"/>
                 <w:sz w:val="18"/>
               </w:rPr>
               <w:t>Danh sách Bot</w:t>
@@ -1151,6 +1411,7 @@
               <w:rPr>
                 <w:rFonts w:ascii="Arial" w:hAnsi="Arial" w:eastAsia="Arial"/>
                 <w:b w:val="0"/>
+                <w:i w:val="0"/>
                 <w:sz w:val="18"/>
               </w:rPr>
               <w:t>Studio &gt; Bot</w:t>
@@ -1179,6 +1440,7 @@
               <w:rPr>
                 <w:rFonts w:ascii="Arial" w:hAnsi="Arial" w:eastAsia="Arial"/>
                 <w:b w:val="0"/>
+                <w:i w:val="0"/>
                 <w:sz w:val="18"/>
               </w:rPr>
               <w:t>Tạo bot mới</w:t>
@@ -1205,6 +1467,7 @@
               <w:rPr>
                 <w:rFonts w:ascii="Arial" w:hAnsi="Arial" w:eastAsia="Arial"/>
                 <w:b w:val="0"/>
+                <w:i w:val="0"/>
                 <w:sz w:val="18"/>
               </w:rPr>
               <w:t>Studio &gt; Bot &gt; Tạo bot</w:t>
@@ -1233,6 +1496,7 @@
               <w:rPr>
                 <w:rFonts w:ascii="Arial" w:hAnsi="Arial" w:eastAsia="Arial"/>
                 <w:b w:val="0"/>
+                <w:i w:val="0"/>
                 <w:sz w:val="18"/>
               </w:rPr>
               <w:t>Cài đặt Bot</w:t>
@@ -1259,6 +1523,7 @@
               <w:rPr>
                 <w:rFonts w:ascii="Arial" w:hAnsi="Arial" w:eastAsia="Arial"/>
                 <w:b w:val="0"/>
+                <w:i w:val="0"/>
                 <w:sz w:val="18"/>
               </w:rPr>
               <w:t>Bot đã chọn &gt; Cài đặt</w:t>
@@ -1287,6 +1552,7 @@
               <w:rPr>
                 <w:rFonts w:ascii="Arial" w:hAnsi="Arial" w:eastAsia="Arial"/>
                 <w:b w:val="0"/>
+                <w:i w:val="0"/>
                 <w:sz w:val="18"/>
               </w:rPr>
               <w:t>Danh sách phiên bản</w:t>
@@ -1313,6 +1579,7 @@
               <w:rPr>
                 <w:rFonts w:ascii="Arial" w:hAnsi="Arial" w:eastAsia="Arial"/>
                 <w:b w:val="0"/>
+                <w:i w:val="0"/>
                 <w:sz w:val="18"/>
               </w:rPr>
               <w:t>Bot đã chọn &gt; Kiểm soát phiên bản</w:t>
@@ -1341,6 +1608,7 @@
               <w:rPr>
                 <w:rFonts w:ascii="Arial" w:hAnsi="Arial" w:eastAsia="Arial"/>
                 <w:b w:val="0"/>
+                <w:i w:val="0"/>
                 <w:sz w:val="18"/>
               </w:rPr>
               <w:t>Phiên bản không gian làm việc</w:t>
@@ -1367,6 +1635,7 @@
               <w:rPr>
                 <w:rFonts w:ascii="Arial" w:hAnsi="Arial" w:eastAsia="Arial"/>
                 <w:b w:val="0"/>
+                <w:i w:val="0"/>
                 <w:sz w:val="18"/>
               </w:rPr>
               <w:t>Bot đã chọn &gt; Phiên bản &gt; Không gian làm việc</w:t>
@@ -1434,7 +1703,25 @@
           <w:i w:val="0"/>
           <w:sz w:val="21"/>
         </w:rPr>
-        <w:t>Đường dẫn truy cập là `Bot &gt; Phiên bản &gt; Ý định`. Sau khi sửa đổi dữ liệu ý định, hãy kiểm tra trạng thái huấn luyện và kết quả mô phỏng của phiên bản đó.</w:t>
+        <w:t xml:space="preserve">Đường dẫn truy cập là </w:t>
+      </w:r>
+      <w:r>
+        <w:rPr>
+          <w:rFonts w:ascii="Arial" w:hAnsi="Arial" w:eastAsia="Arial"/>
+          <w:b/>
+          <w:i w:val="0"/>
+          <w:sz w:val="21"/>
+        </w:rPr>
+        <w:t>Bot &gt; Phiên bản &gt; Ý định</w:t>
+      </w:r>
+      <w:r>
+        <w:rPr>
+          <w:rFonts w:ascii="Arial" w:hAnsi="Arial" w:eastAsia="Arial"/>
+          <w:b w:val="0"/>
+          <w:i w:val="0"/>
+          <w:sz w:val="21"/>
+        </w:rPr>
+        <w:t>. Sau khi sửa đổi dữ liệu ý định, hãy kiểm tra trạng thái huấn luyện và kết quả mô phỏng của phiên bản đó.</w:t>
       </w:r>
     </w:p>
     <w:p>
@@ -1470,7 +1757,25 @@
           <w:i w:val="0"/>
           <w:sz w:val="21"/>
         </w:rPr>
-        <w:t>Đường dẫn truy cập là `Bot &gt; Phiên bản &gt; Thực thể`. Khi thay đổi tên thực thể hoặc tiêu chí trích xuất, hãy đảm bảo rằng ý định hiện tại và cách diễn đạt kiểm tra vẫn hợp lệ.</w:t>
+        <w:t xml:space="preserve">Đường dẫn truy cập là </w:t>
+      </w:r>
+      <w:r>
+        <w:rPr>
+          <w:rFonts w:ascii="Arial" w:hAnsi="Arial" w:eastAsia="Arial"/>
+          <w:b/>
+          <w:i w:val="0"/>
+          <w:sz w:val="21"/>
+        </w:rPr>
+        <w:t>Bot &gt; Phiên bản &gt; Thực thể</w:t>
+      </w:r>
+      <w:r>
+        <w:rPr>
+          <w:rFonts w:ascii="Arial" w:hAnsi="Arial" w:eastAsia="Arial"/>
+          <w:b w:val="0"/>
+          <w:i w:val="0"/>
+          <w:sz w:val="21"/>
+        </w:rPr>
+        <w:t>. Khi thay đổi tên thực thể hoặc tiêu chí trích xuất, hãy đảm bảo rằng ý định hiện tại và cách diễn đạt kiểm tra vẫn hợp lệ.</w:t>
       </w:r>
     </w:p>
     <w:p>
@@ -1506,7 +1811,25 @@
           <w:i w:val="0"/>
           <w:sz w:val="21"/>
         </w:rPr>
-        <w:t>Đường dẫn truy cập là `Bot &gt; Phiên bản &gt; Từ điển`. Khi thêm từ đồng nghĩa, hãy phân biệt giữa các biểu thức chỉ ảnh hưởng đến một ý định cụ thể hoặc các biểu thức thường được sử dụng trên nhiều ý định.</w:t>
+        <w:t xml:space="preserve">Đường dẫn truy cập là </w:t>
+      </w:r>
+      <w:r>
+        <w:rPr>
+          <w:rFonts w:ascii="Arial" w:hAnsi="Arial" w:eastAsia="Arial"/>
+          <w:b/>
+          <w:i w:val="0"/>
+          <w:sz w:val="21"/>
+        </w:rPr>
+        <w:t>Bot &gt; Phiên bản &gt; Từ điển</w:t>
+      </w:r>
+      <w:r>
+        <w:rPr>
+          <w:rFonts w:ascii="Arial" w:hAnsi="Arial" w:eastAsia="Arial"/>
+          <w:b w:val="0"/>
+          <w:i w:val="0"/>
+          <w:sz w:val="21"/>
+        </w:rPr>
+        <w:t>. Khi thêm từ đồng nghĩa, hãy phân biệt giữa các biểu thức chỉ ảnh hưởng đến một ý định cụ thể hoặc các biểu thức thường được sử dụng trên nhiều ý định.</w:t>
       </w:r>
     </w:p>
     <w:p>
@@ -1542,7 +1865,25 @@
           <w:i w:val="0"/>
           <w:sz w:val="21"/>
         </w:rPr>
-        <w:t>Đường dẫn truy cập là `Bot &gt; Phiên bản &gt; QA`. Sau khi phản ánh các tài liệu hoặc câu hỏi/câu trả lời, hãy kiểm tra xem trạng thái lập chỉ mục hoặc ứng dụng có được cung cấp hay không và không sử dụng kết quả cho các hoạt động mà không có xác nhận.</w:t>
+        <w:t xml:space="preserve">Đường dẫn truy cập là </w:t>
+      </w:r>
+      <w:r>
+        <w:rPr>
+          <w:rFonts w:ascii="Arial" w:hAnsi="Arial" w:eastAsia="Arial"/>
+          <w:b/>
+          <w:i w:val="0"/>
+          <w:sz w:val="21"/>
+        </w:rPr>
+        <w:t>Bot &gt; Phiên bản &gt; QA</w:t>
+      </w:r>
+      <w:r>
+        <w:rPr>
+          <w:rFonts w:ascii="Arial" w:hAnsi="Arial" w:eastAsia="Arial"/>
+          <w:b w:val="0"/>
+          <w:i w:val="0"/>
+          <w:sz w:val="21"/>
+        </w:rPr>
+        <w:t>. Sau khi phản ánh các tài liệu hoặc câu hỏi/câu trả lời, hãy kiểm tra xem trạng thái lập chỉ mục hoặc ứng dụng có được cung cấp hay không và không sử dụng kết quả cho các hoạt động mà không có xác nhận.</w:t>
       </w:r>
     </w:p>
     <w:p>
@@ -1578,72 +1919,100 @@
           <w:i w:val="0"/>
           <w:sz w:val="21"/>
         </w:rPr>
-        <w:t>Đường dẫn truy cập là `Bot &gt; Phiên bản &gt; Luồng hội thoại`. Khi sửa đổi một luồng, hãy kiểm tra những điều sau:</w:t>
+        <w:t xml:space="preserve">Đường dẫn truy cập là </w:t>
+      </w:r>
+      <w:r>
+        <w:rPr>
+          <w:rFonts w:ascii="Arial" w:hAnsi="Arial" w:eastAsia="Arial"/>
+          <w:b/>
+          <w:i w:val="0"/>
+          <w:sz w:val="21"/>
+        </w:rPr>
+        <w:t>Bot &gt; Phiên bản &gt; Luồng hội thoại</w:t>
+      </w:r>
+      <w:r>
+        <w:rPr>
+          <w:rFonts w:ascii="Arial" w:hAnsi="Arial" w:eastAsia="Arial"/>
+          <w:b w:val="0"/>
+          <w:i w:val="0"/>
+          <w:sz w:val="21"/>
+        </w:rPr>
+        <w:t>. Khi sửa đổi một luồng, hãy kiểm tra những điều sau:</w:t>
       </w:r>
     </w:p>
     <w:p>
       <w:pPr>
-        <w:pStyle w:val="ListNumber"/>
         <w:spacing w:after="80"/>
-      </w:pPr>
-      <w:r>
-        <w:rPr>
-          <w:rFonts w:ascii="Arial" w:hAnsi="Arial" w:eastAsia="Arial"/>
-          <w:sz w:val="21"/>
-        </w:rPr>
-        <w:t>Kiểm tra xem luồng được liên kết với ý định nào.</w:t>
+        <w:ind w:left="360" w:hanging="288"/>
+      </w:pPr>
+      <w:r>
+        <w:rPr>
+          <w:rFonts w:ascii="Arial" w:hAnsi="Arial" w:eastAsia="Arial"/>
+          <w:b w:val="0"/>
+          <w:i w:val="0"/>
+          <w:sz w:val="21"/>
+        </w:rPr>
+        <w:t>1. Kiểm tra xem luồng được liên kết với ý định nào.</w:t>
       </w:r>
     </w:p>
     <w:p>
       <w:pPr>
-        <w:pStyle w:val="ListNumber"/>
         <w:spacing w:after="80"/>
-      </w:pPr>
-      <w:r>
-        <w:rPr>
-          <w:rFonts w:ascii="Arial" w:hAnsi="Arial" w:eastAsia="Arial"/>
-          <w:sz w:val="21"/>
-        </w:rPr>
-        <w:t>Kiểm tra thứ tự phản hồi của người dùng và bot.</w:t>
+        <w:ind w:left="360" w:hanging="288"/>
+      </w:pPr>
+      <w:r>
+        <w:rPr>
+          <w:rFonts w:ascii="Arial" w:hAnsi="Arial" w:eastAsia="Arial"/>
+          <w:b w:val="0"/>
+          <w:i w:val="0"/>
+          <w:sz w:val="21"/>
+        </w:rPr>
+        <w:t>2. Kiểm tra thứ tự phản hồi của người dùng và bot.</w:t>
       </w:r>
     </w:p>
     <w:p>
       <w:pPr>
-        <w:pStyle w:val="ListNumber"/>
         <w:spacing w:after="80"/>
-      </w:pPr>
-      <w:r>
-        <w:rPr>
-          <w:rFonts w:ascii="Arial" w:hAnsi="Arial" w:eastAsia="Arial"/>
-          <w:sz w:val="21"/>
-        </w:rPr>
-        <w:t>Kiểm tra xem có bước nào sử dụng đối tượng hoặc biến chung không.</w:t>
+        <w:ind w:left="360" w:hanging="288"/>
+      </w:pPr>
+      <w:r>
+        <w:rPr>
+          <w:rFonts w:ascii="Arial" w:hAnsi="Arial" w:eastAsia="Arial"/>
+          <w:b w:val="0"/>
+          <w:i w:val="0"/>
+          <w:sz w:val="21"/>
+        </w:rPr>
+        <w:t>3. Kiểm tra xem có bước nào sử dụng đối tượng hoặc biến chung không.</w:t>
       </w:r>
     </w:p>
     <w:p>
       <w:pPr>
-        <w:pStyle w:val="ListNumber"/>
         <w:spacing w:after="80"/>
-      </w:pPr>
-      <w:r>
-        <w:rPr>
-          <w:rFonts w:ascii="Arial" w:hAnsi="Arial" w:eastAsia="Arial"/>
-          <w:sz w:val="21"/>
-        </w:rPr>
-        <w:t>Kiểm tra phân nhánh để biết các tình huống chấm dứt, đặt câu hỏi lại và ngoại lệ.</w:t>
+        <w:ind w:left="360" w:hanging="288"/>
+      </w:pPr>
+      <w:r>
+        <w:rPr>
+          <w:rFonts w:ascii="Arial" w:hAnsi="Arial" w:eastAsia="Arial"/>
+          <w:b w:val="0"/>
+          <w:i w:val="0"/>
+          <w:sz w:val="21"/>
+        </w:rPr>
+        <w:t>4. Kiểm tra phân nhánh để biết các tình huống chấm dứt, đặt câu hỏi lại và ngoại lệ.</w:t>
       </w:r>
     </w:p>
     <w:p>
       <w:pPr>
-        <w:pStyle w:val="ListNumber"/>
         <w:spacing w:after="80"/>
-      </w:pPr>
-      <w:r>
-        <w:rPr>
-          <w:rFonts w:ascii="Arial" w:hAnsi="Arial" w:eastAsia="Arial"/>
-          <w:sz w:val="21"/>
-        </w:rPr>
-        <w:t>Sau khi lưu, hãy kiểm tra riêng các đường dẫn bình thường và ngoại lệ trong trình mô phỏng.</w:t>
+        <w:ind w:left="360" w:hanging="288"/>
+      </w:pPr>
+      <w:r>
+        <w:rPr>
+          <w:rFonts w:ascii="Arial" w:hAnsi="Arial" w:eastAsia="Arial"/>
+          <w:b w:val="0"/>
+          <w:i w:val="0"/>
+          <w:sz w:val="21"/>
+        </w:rPr>
+        <w:t>5. Sau khi lưu, hãy kiểm tra riêng các đường dẫn bình thường và ngoại lệ trong trình mô phỏng.</w:t>
       </w:r>
     </w:p>
     <w:p>
@@ -1704,6 +2073,8 @@
       <w:r>
         <w:rPr>
           <w:rFonts w:ascii="Arial" w:hAnsi="Arial" w:eastAsia="Arial"/>
+          <w:b w:val="0"/>
+          <w:i w:val="0"/>
           <w:sz w:val="21"/>
         </w:rPr>
         <w:t>Trình mô phỏng: Màn hình để nhập giọng nói và kiểm tra phản hồi</w:t>
@@ -1717,6 +2088,8 @@
       <w:r>
         <w:rPr>
           <w:rFonts w:ascii="Arial" w:hAnsi="Arial" w:eastAsia="Arial"/>
+          <w:b w:val="0"/>
+          <w:i w:val="0"/>
           <w:sz w:val="21"/>
         </w:rPr>
         <w:t>Phân tích: Màn hình kiểm tra kết quả phân loại tích lũy và các bước phân loại được áp dụng</w:t>
@@ -1730,6 +2103,8 @@
       <w:r>
         <w:rPr>
           <w:rFonts w:ascii="Arial" w:hAnsi="Arial" w:eastAsia="Arial"/>
+          <w:b w:val="0"/>
+          <w:i w:val="0"/>
           <w:sz w:val="21"/>
         </w:rPr>
         <w:t>Đánh giá: Màn hình kiểm tra dữ liệu và kết quả đánh giá đã chuẩn bị</w:t>
@@ -1743,6 +2118,8 @@
       <w:r>
         <w:rPr>
           <w:rFonts w:ascii="Arial" w:hAnsi="Arial" w:eastAsia="Arial"/>
+          <w:b w:val="0"/>
+          <w:i w:val="0"/>
           <w:sz w:val="21"/>
         </w:rPr>
         <w:t>Lịch sử hội thoại: Màn hình kiểm tra kết quả hội thoại thực tế hoặc đã lưu</w:t>
@@ -1756,6 +2133,8 @@
       <w:r>
         <w:rPr>
           <w:rFonts w:ascii="Arial" w:hAnsi="Arial" w:eastAsia="Arial"/>
+          <w:b w:val="0"/>
+          <w:i w:val="0"/>
           <w:sz w:val="21"/>
         </w:rPr>
         <w:t>Retrain: Màn hình phản ánh lại dữ liệu phản hồi hoặc chỉnh sửa</w:t>
@@ -1806,6 +2185,7 @@
               <w:rPr>
                 <w:rFonts w:ascii="Arial" w:hAnsi="Arial" w:eastAsia="Arial"/>
                 <w:b/>
+                <w:i w:val="0"/>
                 <w:color w:val="1F4D78"/>
                 <w:sz w:val="18"/>
               </w:rPr>
@@ -1834,6 +2214,7 @@
               <w:rPr>
                 <w:rFonts w:ascii="Arial" w:hAnsi="Arial" w:eastAsia="Arial"/>
                 <w:b/>
+                <w:i w:val="0"/>
                 <w:color w:val="1F4D78"/>
                 <w:sz w:val="18"/>
               </w:rPr>
@@ -1863,6 +2244,7 @@
               <w:rPr>
                 <w:rFonts w:ascii="Arial" w:hAnsi="Arial" w:eastAsia="Arial"/>
                 <w:b w:val="0"/>
+                <w:i w:val="0"/>
                 <w:sz w:val="18"/>
               </w:rPr>
               <w:t>giả lập</w:t>
@@ -1889,6 +2271,7 @@
               <w:rPr>
                 <w:rFonts w:ascii="Arial" w:hAnsi="Arial" w:eastAsia="Arial"/>
                 <w:b w:val="0"/>
+                <w:i w:val="0"/>
                 <w:sz w:val="18"/>
               </w:rPr>
               <w:t>Bot &gt; Phiên bản &gt; Trình mô phỏng</w:t>
@@ -1917,6 +2300,7 @@
               <w:rPr>
                 <w:rFonts w:ascii="Arial" w:hAnsi="Arial" w:eastAsia="Arial"/>
                 <w:b w:val="0"/>
+                <w:i w:val="0"/>
                 <w:sz w:val="18"/>
               </w:rPr>
               <w:t>phân tích</w:t>
@@ -1943,6 +2327,7 @@
               <w:rPr>
                 <w:rFonts w:ascii="Arial" w:hAnsi="Arial" w:eastAsia="Arial"/>
                 <w:b w:val="0"/>
+                <w:i w:val="0"/>
                 <w:sz w:val="18"/>
               </w:rPr>
               <w:t>Bot &gt; Phiên bản &gt; Phân tích</w:t>
@@ -1971,6 +2356,7 @@
               <w:rPr>
                 <w:rFonts w:ascii="Arial" w:hAnsi="Arial" w:eastAsia="Arial"/>
                 <w:b w:val="0"/>
+                <w:i w:val="0"/>
                 <w:sz w:val="18"/>
               </w:rPr>
               <w:t>đánh giá</w:t>
@@ -1997,6 +2383,7 @@
               <w:rPr>
                 <w:rFonts w:ascii="Arial" w:hAnsi="Arial" w:eastAsia="Arial"/>
                 <w:b w:val="0"/>
+                <w:i w:val="0"/>
                 <w:sz w:val="18"/>
               </w:rPr>
               <w:t>Bot &gt; Phiên bản &gt; Xếp hạng</w:t>
@@ -2025,6 +2412,7 @@
               <w:rPr>
                 <w:rFonts w:ascii="Arial" w:hAnsi="Arial" w:eastAsia="Arial"/>
                 <w:b w:val="0"/>
+                <w:i w:val="0"/>
                 <w:sz w:val="18"/>
               </w:rPr>
               <w:t>lịch sử hội thoại</w:t>
@@ -2051,6 +2439,7 @@
               <w:rPr>
                 <w:rFonts w:ascii="Arial" w:hAnsi="Arial" w:eastAsia="Arial"/>
                 <w:b w:val="0"/>
+                <w:i w:val="0"/>
                 <w:sz w:val="18"/>
               </w:rPr>
               <w:t>Bot &gt; Phiên bản &gt; Lịch sử hội thoại</w:t>
@@ -2079,6 +2468,7 @@
               <w:rPr>
                 <w:rFonts w:ascii="Arial" w:hAnsi="Arial" w:eastAsia="Arial"/>
                 <w:b w:val="0"/>
+                <w:i w:val="0"/>
                 <w:sz w:val="18"/>
               </w:rPr>
               <w:t>Học lại</w:t>
@@ -2105,6 +2495,7 @@
               <w:rPr>
                 <w:rFonts w:ascii="Arial" w:hAnsi="Arial" w:eastAsia="Arial"/>
                 <w:b w:val="0"/>
+                <w:i w:val="0"/>
                 <w:sz w:val="18"/>
               </w:rPr>
               <w:t>Bot &gt; Phiên bản &gt; Đào tạo lại</w:t>
@@ -2169,6 +2560,8 @@
       <w:r>
         <w:rPr>
           <w:rFonts w:ascii="Arial" w:hAnsi="Arial" w:eastAsia="Arial"/>
+          <w:b w:val="0"/>
+          <w:i w:val="0"/>
           <w:sz w:val="21"/>
         </w:rPr>
         <w:t>Quản lý người dùng: quản lý người dùng, lịch sử đăng nhập, quản lý nhóm</w:t>
@@ -2182,6 +2575,8 @@
       <w:r>
         <w:rPr>
           <w:rFonts w:ascii="Arial" w:hAnsi="Arial" w:eastAsia="Arial"/>
+          <w:b w:val="0"/>
+          <w:i w:val="0"/>
           <w:sz w:val="21"/>
         </w:rPr>
         <w:t>Truy vấn trạng thái: nhật ký hoạt động/hệ thống, trạng thái bot, lịch sử học tập, lịch sử hội thoại, lịch sử cuộc gọi API, lịch sử hàng đợi, phản hồi theo mục đích</w:t>
@@ -2195,6 +2590,8 @@
       <w:r>
         <w:rPr>
           <w:rFonts w:ascii="Arial" w:hAnsi="Arial" w:eastAsia="Arial"/>
+          <w:b w:val="0"/>
+          <w:i w:val="0"/>
           <w:sz w:val="21"/>
         </w:rPr>
         <w:t>Quản lý hội thoại: Biến phổ biến, Thông báo mặc định</w:t>
@@ -2208,6 +2605,8 @@
       <w:r>
         <w:rPr>
           <w:rFonts w:ascii="Arial" w:hAnsi="Arial" w:eastAsia="Arial"/>
+          <w:b w:val="0"/>
+          <w:i w:val="0"/>
           <w:sz w:val="21"/>
         </w:rPr>
         <w:t>Kết nối hệ thống: Trạng thái kết nối kênh, trạm bot</w:t>
@@ -2221,6 +2620,8 @@
       <w:r>
         <w:rPr>
           <w:rFonts w:ascii="Arial" w:hAnsi="Arial" w:eastAsia="Arial"/>
+          <w:b w:val="0"/>
+          <w:i w:val="0"/>
           <w:sz w:val="21"/>
         </w:rPr>
         <w:t>Quản lý khác: Mẫu, Giấy phép</w:t>
@@ -2245,6 +2646,8 @@
       <w:r>
         <w:rPr>
           <w:rFonts w:ascii="Arial" w:hAnsi="Arial" w:eastAsia="Arial"/>
+          <w:b w:val="0"/>
+          <w:i w:val="0"/>
           <w:sz w:val="21"/>
         </w:rPr>
         <w:t>Quản lý người dùng: quản lý người dùng, lịch sử đăng nhập, quản lý nhóm</w:t>
@@ -2258,6 +2661,8 @@
       <w:r>
         <w:rPr>
           <w:rFonts w:ascii="Arial" w:hAnsi="Arial" w:eastAsia="Arial"/>
+          <w:b w:val="0"/>
+          <w:i w:val="0"/>
           <w:sz w:val="21"/>
         </w:rPr>
         <w:t>Truy vấn trạng thái: Truy vấn nhật ký hoạt động/hệ thống, truy vấn trạng thái bot, truy vấn lịch sử học tập, truy vấn lịch sử hội thoại, truy vấn lịch sử cuộc gọi API, truy vấn lịch sử hàng đợi, truy vấn phản hồi theo mục đích</w:t>
@@ -2271,6 +2676,8 @@
       <w:r>
         <w:rPr>
           <w:rFonts w:ascii="Arial" w:hAnsi="Arial" w:eastAsia="Arial"/>
+          <w:b w:val="0"/>
+          <w:i w:val="0"/>
           <w:sz w:val="21"/>
         </w:rPr>
         <w:t>Quản lý hội thoại: Quản lý các biến chung, quản lý tin nhắn cơ bản</w:t>
@@ -2284,6 +2691,8 @@
       <w:r>
         <w:rPr>
           <w:rFonts w:ascii="Arial" w:hAnsi="Arial" w:eastAsia="Arial"/>
+          <w:b w:val="0"/>
+          <w:i w:val="0"/>
           <w:sz w:val="21"/>
         </w:rPr>
         <w:t>Kết nối hệ thống: Quản lý kênh, trạng thái kết nối trạm bot</w:t>
@@ -2297,6 +2706,8 @@
       <w:r>
         <w:rPr>
           <w:rFonts w:ascii="Arial" w:hAnsi="Arial" w:eastAsia="Arial"/>
+          <w:b w:val="0"/>
+          <w:i w:val="0"/>
           <w:sz w:val="21"/>
         </w:rPr>
         <w:t>Quản lý khác: danh sách mẫu, tra cứu giấy phép</w:t>
@@ -2324,9 +2735,20 @@
       <w:r>
         <w:rPr>
           <w:rFonts w:ascii="Arial" w:hAnsi="Arial" w:eastAsia="Arial"/>
-          <w:sz w:val="21"/>
-        </w:rPr>
-        <w:t>`Quản lý kênh`: Quản lý ID kênh, tên kênh, nhà cung cấp, loại trình kết xuất, tính khả dụng và cài đặt kết nối.</w:t>
+          <w:b/>
+          <w:i w:val="0"/>
+          <w:sz w:val="21"/>
+        </w:rPr>
+        <w:t>Quản lý kênh</w:t>
+      </w:r>
+      <w:r>
+        <w:rPr>
+          <w:rFonts w:ascii="Arial" w:hAnsi="Arial" w:eastAsia="Arial"/>
+          <w:b w:val="0"/>
+          <w:i w:val="0"/>
+          <w:sz w:val="21"/>
+        </w:rPr>
+        <w:t>: Quản lý ID kênh, tên kênh, nhà cung cấp, loại trình kết xuất, tính khả dụng và cài đặt kết nối.</w:t>
       </w:r>
     </w:p>
     <w:p>
@@ -2337,9 +2759,20 @@
       <w:r>
         <w:rPr>
           <w:rFonts w:ascii="Arial" w:hAnsi="Arial" w:eastAsia="Arial"/>
-          <w:sz w:val="21"/>
-        </w:rPr>
-        <w:t>`Trạng thái kết nối Botstation`: Kiểm tra trạng thái liên kết của nhóm, kênh, bot, phiên bản vận hành và kênh đang hoạt động.</w:t>
+          <w:b/>
+          <w:i w:val="0"/>
+          <w:sz w:val="21"/>
+        </w:rPr>
+        <w:t>Trạng thái kết nối Botstation</w:t>
+      </w:r>
+      <w:r>
+        <w:rPr>
+          <w:rFonts w:ascii="Arial" w:hAnsi="Arial" w:eastAsia="Arial"/>
+          <w:b w:val="0"/>
+          <w:i w:val="0"/>
+          <w:sz w:val="21"/>
+        </w:rPr>
+        <w:t>: Kiểm tra trạng thái liên kết của nhóm, kênh, bot, phiên bản vận hành và kênh đang hoạt động.</w:t>
       </w:r>
     </w:p>
     <w:p>
@@ -2397,6 +2830,7 @@
       <w:r>
         <w:rPr>
           <w:rFonts w:ascii="Arial" w:hAnsi="Arial" w:eastAsia="Arial"/>
+          <w:b w:val="0"/>
           <w:i/>
           <w:color w:val="5F6368"/>
           <w:sz w:val="19"/>
@@ -2437,6 +2871,8 @@
       <w:r>
         <w:rPr>
           <w:rFonts w:ascii="Arial" w:hAnsi="Arial" w:eastAsia="Arial"/>
+          <w:b w:val="0"/>
+          <w:i w:val="0"/>
           <w:sz w:val="21"/>
         </w:rPr>
         <w:t>ID ứng dụng và ứng dụng Kakao Developers</w:t>
@@ -2450,6 +2886,8 @@
       <w:r>
         <w:rPr>
           <w:rFonts w:ascii="Arial" w:hAnsi="Arial" w:eastAsia="Arial"/>
+          <w:b w:val="0"/>
+          <w:i w:val="0"/>
           <w:sz w:val="21"/>
         </w:rPr>
         <w:t>Trạng thái kết nối kênh KakaoTalk và kênh doanh nghiệp</w:t>
@@ -2463,6 +2901,8 @@
       <w:r>
         <w:rPr>
           <w:rFonts w:ascii="Arial" w:hAnsi="Arial" w:eastAsia="Arial"/>
+          <w:b w:val="0"/>
+          <w:i w:val="0"/>
           <w:sz w:val="21"/>
         </w:rPr>
         <w:t>Kênh hoạt động và Chatbot kinh doanh Kakao</w:t>
@@ -2476,6 +2916,8 @@
       <w:r>
         <w:rPr>
           <w:rFonts w:ascii="Arial" w:hAnsi="Arial" w:eastAsia="Arial"/>
+          <w:b w:val="0"/>
+          <w:i w:val="0"/>
           <w:sz w:val="21"/>
         </w:rPr>
         <w:t>Bot và phiên bản hệ điều hành sử dụng trong CGA</w:t>
@@ -2489,6 +2931,8 @@
       <w:r>
         <w:rPr>
           <w:rFonts w:ascii="Arial" w:hAnsi="Arial" w:eastAsia="Arial"/>
+          <w:b w:val="0"/>
+          <w:i w:val="0"/>
           <w:sz w:val="21"/>
         </w:rPr>
         <w:t>URL kỹ năng và URL kiểm tra do CGA cấp</w:t>
@@ -2502,6 +2946,8 @@
       <w:r>
         <w:rPr>
           <w:rFonts w:ascii="Arial" w:hAnsi="Arial" w:eastAsia="Arial"/>
+          <w:b w:val="0"/>
+          <w:i w:val="0"/>
           <w:sz w:val="21"/>
         </w:rPr>
         <w:t>Các tiêu đề kiểm tra và vận hành bắt buộc</w:t>
@@ -2534,93 +2980,215 @@
     </w:p>
     <w:p>
       <w:pPr>
-        <w:pStyle w:val="ListNumber"/>
         <w:spacing w:after="80"/>
-      </w:pPr>
-      <w:r>
-        <w:rPr>
-          <w:rFonts w:ascii="Arial" w:hAnsi="Arial" w:eastAsia="Arial"/>
-          <w:sz w:val="21"/>
-        </w:rPr>
-        <w:t>Đăng nhập vào [Kakao Developers](https://developers.kakao.com/).</w:t>
+        <w:ind w:left="360" w:hanging="288"/>
+      </w:pPr>
+      <w:r>
+        <w:rPr>
+          <w:rFonts w:ascii="Arial" w:hAnsi="Arial" w:eastAsia="Arial"/>
+          <w:b w:val="0"/>
+          <w:i w:val="0"/>
+          <w:sz w:val="21"/>
+        </w:rPr>
+        <w:t xml:space="preserve">1. Đăng nhập vào </w:t>
+      </w:r>
+      <w:r>
+        <w:rPr>
+          <w:rFonts w:ascii="Arial" w:hAnsi="Arial" w:eastAsia="Arial"/>
+          <w:b w:val="0"/>
+          <w:i w:val="0"/>
+          <w:sz w:val="21"/>
+        </w:rPr>
+        <w:t>Kakao Developers</w:t>
+      </w:r>
+      <w:r>
+        <w:rPr>
+          <w:rFonts w:ascii="Arial" w:hAnsi="Arial" w:eastAsia="Arial"/>
+          <w:b w:val="0"/>
+          <w:i w:val="0"/>
+          <w:sz w:val="21"/>
+        </w:rPr>
+        <w:t>.</w:t>
       </w:r>
     </w:p>
     <w:p>
       <w:pPr>
-        <w:pStyle w:val="ListNumber"/>
         <w:spacing w:after="80"/>
-      </w:pPr>
-      <w:r>
-        <w:rPr>
-          <w:rFonts w:ascii="Arial" w:hAnsi="Arial" w:eastAsia="Arial"/>
-          <w:sz w:val="21"/>
-        </w:rPr>
-        <w:t>Chọn ứng dụng để kết nối từ menu **Ứng dụng**.</w:t>
+        <w:ind w:left="360" w:hanging="288"/>
+      </w:pPr>
+      <w:r>
+        <w:rPr>
+          <w:rFonts w:ascii="Arial" w:hAnsi="Arial" w:eastAsia="Arial"/>
+          <w:b w:val="0"/>
+          <w:i w:val="0"/>
+          <w:sz w:val="21"/>
+        </w:rPr>
+        <w:t xml:space="preserve">2. Chọn ứng dụng để kết nối từ menu </w:t>
+      </w:r>
+      <w:r>
+        <w:rPr>
+          <w:rFonts w:ascii="Arial" w:hAnsi="Arial" w:eastAsia="Arial"/>
+          <w:b/>
+          <w:i w:val="0"/>
+          <w:sz w:val="21"/>
+        </w:rPr>
+        <w:t>Ứng dụng</w:t>
+      </w:r>
+      <w:r>
+        <w:rPr>
+          <w:rFonts w:ascii="Arial" w:hAnsi="Arial" w:eastAsia="Arial"/>
+          <w:b w:val="0"/>
+          <w:i w:val="0"/>
+          <w:sz w:val="21"/>
+        </w:rPr>
+        <w:t>.</w:t>
       </w:r>
     </w:p>
     <w:p>
       <w:pPr>
-        <w:pStyle w:val="ListNumber"/>
         <w:spacing w:after="80"/>
-      </w:pPr>
-      <w:r>
-        <w:rPr>
-          <w:rFonts w:ascii="Arial" w:hAnsi="Arial" w:eastAsia="Arial"/>
-          <w:sz w:val="21"/>
-        </w:rPr>
-        <w:t>Kiểm tra tên ứng dụng và ID ứng dụng.</w:t>
+        <w:ind w:left="360" w:hanging="288"/>
+      </w:pPr>
+      <w:r>
+        <w:rPr>
+          <w:rFonts w:ascii="Arial" w:hAnsi="Arial" w:eastAsia="Arial"/>
+          <w:b w:val="0"/>
+          <w:i w:val="0"/>
+          <w:sz w:val="21"/>
+        </w:rPr>
+        <w:t>3. Kiểm tra tên ứng dụng và ID ứng dụng.</w:t>
       </w:r>
     </w:p>
     <w:p>
       <w:pPr>
-        <w:pStyle w:val="ListNumber"/>
         <w:spacing w:after="80"/>
-      </w:pPr>
-      <w:r>
-        <w:rPr>
-          <w:rFonts w:ascii="Arial" w:hAnsi="Arial" w:eastAsia="Arial"/>
-          <w:sz w:val="21"/>
-        </w:rPr>
-        <w:t>Nếu yêu cầu đăng nhập Kakao trong **Đăng nhập Kakao &gt; Chung**, hãy đặt trạng thái thành `ON` và lưu.</w:t>
+        <w:ind w:left="360" w:hanging="288"/>
+      </w:pPr>
+      <w:r>
+        <w:rPr>
+          <w:rFonts w:ascii="Arial" w:hAnsi="Arial" w:eastAsia="Arial"/>
+          <w:b w:val="0"/>
+          <w:i w:val="0"/>
+          <w:sz w:val="21"/>
+        </w:rPr>
+        <w:t xml:space="preserve">4. Nếu yêu cầu đăng nhập Kakao trong </w:t>
+      </w:r>
+      <w:r>
+        <w:rPr>
+          <w:rFonts w:ascii="Arial" w:hAnsi="Arial" w:eastAsia="Arial"/>
+          <w:b/>
+          <w:i w:val="0"/>
+          <w:sz w:val="21"/>
+        </w:rPr>
+        <w:t>Đăng nhập Kakao &gt; Chung</w:t>
+      </w:r>
+      <w:r>
+        <w:rPr>
+          <w:rFonts w:ascii="Arial" w:hAnsi="Arial" w:eastAsia="Arial"/>
+          <w:b w:val="0"/>
+          <w:i w:val="0"/>
+          <w:sz w:val="21"/>
+        </w:rPr>
+        <w:t xml:space="preserve">, hãy đặt trạng thái thành </w:t>
+      </w:r>
+      <w:r>
+        <w:rPr>
+          <w:rFonts w:ascii="Arial" w:hAnsi="Arial" w:eastAsia="Arial"/>
+          <w:b/>
+          <w:i w:val="0"/>
+          <w:sz w:val="21"/>
+        </w:rPr>
+        <w:t>ON</w:t>
+      </w:r>
+      <w:r>
+        <w:rPr>
+          <w:rFonts w:ascii="Arial" w:hAnsi="Arial" w:eastAsia="Arial"/>
+          <w:b w:val="0"/>
+          <w:i w:val="0"/>
+          <w:sz w:val="21"/>
+        </w:rPr>
+        <w:t xml:space="preserve"> và lưu.</w:t>
       </w:r>
     </w:p>
     <w:p>
       <w:pPr>
-        <w:pStyle w:val="ListNumber"/>
         <w:spacing w:after="80"/>
-      </w:pPr>
-      <w:r>
-        <w:rPr>
-          <w:rFonts w:ascii="Arial" w:hAnsi="Arial" w:eastAsia="Arial"/>
-          <w:sz w:val="21"/>
-        </w:rPr>
-        <w:t>Kiểm tra thông tin cơ bản về ứng dụng và trạng thái chuyển đổi ứng dụng Biz trong **Chứng nhận doanh nghiệp &gt; Chuyển đổi ứng dụng Biz**.</w:t>
+        <w:ind w:left="360" w:hanging="288"/>
+      </w:pPr>
+      <w:r>
+        <w:rPr>
+          <w:rFonts w:ascii="Arial" w:hAnsi="Arial" w:eastAsia="Arial"/>
+          <w:b w:val="0"/>
+          <w:i w:val="0"/>
+          <w:sz w:val="21"/>
+        </w:rPr>
+        <w:t xml:space="preserve">5. Kiểm tra thông tin cơ bản về ứng dụng và trạng thái chuyển đổi ứng dụng Biz trong </w:t>
+      </w:r>
+      <w:r>
+        <w:rPr>
+          <w:rFonts w:ascii="Arial" w:hAnsi="Arial" w:eastAsia="Arial"/>
+          <w:b/>
+          <w:i w:val="0"/>
+          <w:sz w:val="21"/>
+        </w:rPr>
+        <w:t>Chứng nhận doanh nghiệp &gt; Chuyển đổi ứng dụng Biz</w:t>
+      </w:r>
+      <w:r>
+        <w:rPr>
+          <w:rFonts w:ascii="Arial" w:hAnsi="Arial" w:eastAsia="Arial"/>
+          <w:b w:val="0"/>
+          <w:i w:val="0"/>
+          <w:sz w:val="21"/>
+        </w:rPr>
+        <w:t>.</w:t>
       </w:r>
     </w:p>
     <w:p>
       <w:pPr>
-        <w:pStyle w:val="ListNumber"/>
         <w:spacing w:after="80"/>
-      </w:pPr>
-      <w:r>
-        <w:rPr>
-          <w:rFonts w:ascii="Arial" w:hAnsi="Arial" w:eastAsia="Arial"/>
-          <w:sz w:val="21"/>
-        </w:rPr>
-        <w:t>Kiểm tra tính đủ điều kiện của đơn đăng ký và trạng thái xem xét trong **Kênh KakaoTalk &gt; Kết nối kênh doanh nghiệp**.</w:t>
+        <w:ind w:left="360" w:hanging="288"/>
+      </w:pPr>
+      <w:r>
+        <w:rPr>
+          <w:rFonts w:ascii="Arial" w:hAnsi="Arial" w:eastAsia="Arial"/>
+          <w:b w:val="0"/>
+          <w:i w:val="0"/>
+          <w:sz w:val="21"/>
+        </w:rPr>
+        <w:t xml:space="preserve">6. Kiểm tra tính đủ điều kiện của đơn đăng ký và trạng thái xem xét trong </w:t>
+      </w:r>
+      <w:r>
+        <w:rPr>
+          <w:rFonts w:ascii="Arial" w:hAnsi="Arial" w:eastAsia="Arial"/>
+          <w:b/>
+          <w:i w:val="0"/>
+          <w:sz w:val="21"/>
+        </w:rPr>
+        <w:t>Kênh KakaoTalk &gt; Kết nối kênh doanh nghiệp</w:t>
+      </w:r>
+      <w:r>
+        <w:rPr>
+          <w:rFonts w:ascii="Arial" w:hAnsi="Arial" w:eastAsia="Arial"/>
+          <w:b w:val="0"/>
+          <w:i w:val="0"/>
+          <w:sz w:val="21"/>
+        </w:rPr>
+        <w:t>.</w:t>
       </w:r>
     </w:p>
     <w:p>
       <w:pPr>
-        <w:pStyle w:val="ListNumber"/>
         <w:spacing w:after="80"/>
-      </w:pPr>
-      <w:r>
-        <w:rPr>
-          <w:rFonts w:ascii="Arial" w:hAnsi="Arial" w:eastAsia="Arial"/>
-          <w:sz w:val="21"/>
-        </w:rPr>
-        <w:t>Kiểm tra khóa API REST trong cài đặt ứng dụng nhưng không để lộ giá trị khóa thực tế ra bên ngoài.</w:t>
+        <w:ind w:left="360" w:hanging="288"/>
+      </w:pPr>
+      <w:r>
+        <w:rPr>
+          <w:rFonts w:ascii="Arial" w:hAnsi="Arial" w:eastAsia="Arial"/>
+          <w:b w:val="0"/>
+          <w:i w:val="0"/>
+          <w:sz w:val="21"/>
+        </w:rPr>
+        <w:t>7. Kiểm tra khóa API REST trong cài đặt ứng dụng nhưng không để lộ giá trị khóa thực tế ra bên ngoài.</w:t>
       </w:r>
     </w:p>
     <w:p>
@@ -2650,67 +3218,149 @@
     </w:p>
     <w:p>
       <w:pPr>
-        <w:pStyle w:val="ListNumber"/>
         <w:spacing w:after="80"/>
-      </w:pPr>
-      <w:r>
-        <w:rPr>
-          <w:rFonts w:ascii="Arial" w:hAnsi="Arial" w:eastAsia="Arial"/>
-          <w:sz w:val="21"/>
-        </w:rPr>
-        <w:t>Kiểm tra kênh để kết nối trong [KakaoTalk Channel Management Center](https://center-pf.kakao.com/) hoặc Kakao Business Management Center.</w:t>
+        <w:ind w:left="360" w:hanging="288"/>
+      </w:pPr>
+      <w:r>
+        <w:rPr>
+          <w:rFonts w:ascii="Arial" w:hAnsi="Arial" w:eastAsia="Arial"/>
+          <w:b w:val="0"/>
+          <w:i w:val="0"/>
+          <w:sz w:val="21"/>
+        </w:rPr>
+        <w:t xml:space="preserve">1. Kiểm tra kênh để kết nối trong </w:t>
+      </w:r>
+      <w:r>
+        <w:rPr>
+          <w:rFonts w:ascii="Arial" w:hAnsi="Arial" w:eastAsia="Arial"/>
+          <w:b w:val="0"/>
+          <w:i w:val="0"/>
+          <w:sz w:val="21"/>
+        </w:rPr>
+        <w:t>KakaoTalk Channel Management Center</w:t>
+      </w:r>
+      <w:r>
+        <w:rPr>
+          <w:rFonts w:ascii="Arial" w:hAnsi="Arial" w:eastAsia="Arial"/>
+          <w:b w:val="0"/>
+          <w:i w:val="0"/>
+          <w:sz w:val="21"/>
+        </w:rPr>
+        <w:t xml:space="preserve"> hoặc Kakao Business Management Center.</w:t>
       </w:r>
     </w:p>
     <w:p>
       <w:pPr>
-        <w:pStyle w:val="ListNumber"/>
         <w:spacing w:after="80"/>
-      </w:pPr>
-      <w:r>
-        <w:rPr>
-          <w:rFonts w:ascii="Arial" w:hAnsi="Arial" w:eastAsia="Arial"/>
-          <w:sz w:val="21"/>
-        </w:rPr>
-        <w:t>Đảm bảo rằng kênh có thể được phát hiện và khả dụng.</w:t>
+        <w:ind w:left="360" w:hanging="288"/>
+      </w:pPr>
+      <w:r>
+        <w:rPr>
+          <w:rFonts w:ascii="Arial" w:hAnsi="Arial" w:eastAsia="Arial"/>
+          <w:b w:val="0"/>
+          <w:i w:val="0"/>
+          <w:sz w:val="21"/>
+        </w:rPr>
+        <w:t>2. Đảm bảo rằng kênh có thể được phát hiện và khả dụng.</w:t>
       </w:r>
     </w:p>
     <w:p>
       <w:pPr>
-        <w:pStyle w:val="ListNumber"/>
         <w:spacing w:after="80"/>
-      </w:pPr>
-      <w:r>
-        <w:rPr>
-          <w:rFonts w:ascii="Arial" w:hAnsi="Arial" w:eastAsia="Arial"/>
-          <w:sz w:val="21"/>
-        </w:rPr>
-        <w:t>Tạo một chatbot hoặc chọn một chatbot hiện có trong **Công cụ kinh doanh &gt; Chatbots**.</w:t>
+        <w:ind w:left="360" w:hanging="288"/>
+      </w:pPr>
+      <w:r>
+        <w:rPr>
+          <w:rFonts w:ascii="Arial" w:hAnsi="Arial" w:eastAsia="Arial"/>
+          <w:b w:val="0"/>
+          <w:i w:val="0"/>
+          <w:sz w:val="21"/>
+        </w:rPr>
+        <w:t xml:space="preserve">3. Tạo một chatbot hoặc chọn một chatbot hiện có trong </w:t>
+      </w:r>
+      <w:r>
+        <w:rPr>
+          <w:rFonts w:ascii="Arial" w:hAnsi="Arial" w:eastAsia="Arial"/>
+          <w:b/>
+          <w:i w:val="0"/>
+          <w:sz w:val="21"/>
+        </w:rPr>
+        <w:t>Công cụ kinh doanh &gt; Chatbots</w:t>
+      </w:r>
+      <w:r>
+        <w:rPr>
+          <w:rFonts w:ascii="Arial" w:hAnsi="Arial" w:eastAsia="Arial"/>
+          <w:b w:val="0"/>
+          <w:i w:val="0"/>
+          <w:sz w:val="21"/>
+        </w:rPr>
+        <w:t>.</w:t>
       </w:r>
     </w:p>
     <w:p>
       <w:pPr>
-        <w:pStyle w:val="ListNumber"/>
         <w:spacing w:after="80"/>
-      </w:pPr>
-      <w:r>
-        <w:rPr>
-          <w:rFonts w:ascii="Arial" w:hAnsi="Arial" w:eastAsia="Arial"/>
-          <w:sz w:val="21"/>
-        </w:rPr>
-        <w:t>Chọn và lưu kênh vận hành sẽ kết nối với CGA trong **Cài đặt &gt; Chọn kênh vận hành** của chatbot.</w:t>
+        <w:ind w:left="360" w:hanging="288"/>
+      </w:pPr>
+      <w:r>
+        <w:rPr>
+          <w:rFonts w:ascii="Arial" w:hAnsi="Arial" w:eastAsia="Arial"/>
+          <w:b w:val="0"/>
+          <w:i w:val="0"/>
+          <w:sz w:val="21"/>
+        </w:rPr>
+        <w:t xml:space="preserve">4. Chọn và lưu kênh vận hành sẽ kết nối với CGA trong </w:t>
+      </w:r>
+      <w:r>
+        <w:rPr>
+          <w:rFonts w:ascii="Arial" w:hAnsi="Arial" w:eastAsia="Arial"/>
+          <w:b/>
+          <w:i w:val="0"/>
+          <w:sz w:val="21"/>
+        </w:rPr>
+        <w:t>Cài đặt &gt; Chọn kênh vận hành</w:t>
+      </w:r>
+      <w:r>
+        <w:rPr>
+          <w:rFonts w:ascii="Arial" w:hAnsi="Arial" w:eastAsia="Arial"/>
+          <w:b w:val="0"/>
+          <w:i w:val="0"/>
+          <w:sz w:val="21"/>
+        </w:rPr>
+        <w:t xml:space="preserve"> của chatbot.</w:t>
       </w:r>
     </w:p>
     <w:p>
       <w:pPr>
-        <w:pStyle w:val="ListNumber"/>
         <w:spacing w:after="80"/>
-      </w:pPr>
-      <w:r>
-        <w:rPr>
-          <w:rFonts w:ascii="Arial" w:hAnsi="Arial" w:eastAsia="Arial"/>
-          <w:sz w:val="21"/>
-        </w:rPr>
-        <w:t>Kiểm tra xem kênh hoạt động và chatbot có được kết nối trong **Kết nối chatbot** trên bảng điều khiển kênh hay không.</w:t>
+        <w:ind w:left="360" w:hanging="288"/>
+      </w:pPr>
+      <w:r>
+        <w:rPr>
+          <w:rFonts w:ascii="Arial" w:hAnsi="Arial" w:eastAsia="Arial"/>
+          <w:b w:val="0"/>
+          <w:i w:val="0"/>
+          <w:sz w:val="21"/>
+        </w:rPr>
+        <w:t xml:space="preserve">5. Kiểm tra xem kênh hoạt động và chatbot có được kết nối trong </w:t>
+      </w:r>
+      <w:r>
+        <w:rPr>
+          <w:rFonts w:ascii="Arial" w:hAnsi="Arial" w:eastAsia="Arial"/>
+          <w:b/>
+          <w:i w:val="0"/>
+          <w:sz w:val="21"/>
+        </w:rPr>
+        <w:t>Kết nối chatbot</w:t>
+      </w:r>
+      <w:r>
+        <w:rPr>
+          <w:rFonts w:ascii="Arial" w:hAnsi="Arial" w:eastAsia="Arial"/>
+          <w:b w:val="0"/>
+          <w:i w:val="0"/>
+          <w:sz w:val="21"/>
+        </w:rPr>
+        <w:t xml:space="preserve"> trên bảng điều khiển kênh hay không.</w:t>
       </w:r>
     </w:p>
     <w:p>
@@ -2729,80 +3379,110 @@
     </w:p>
     <w:p>
       <w:pPr>
-        <w:pStyle w:val="ListNumber"/>
         <w:spacing w:after="80"/>
-      </w:pPr>
-      <w:r>
-        <w:rPr>
-          <w:rFonts w:ascii="Arial" w:hAnsi="Arial" w:eastAsia="Arial"/>
-          <w:sz w:val="21"/>
-        </w:rPr>
-        <w:t>Chọn chatbot mục tiêu trong Trung tâm quản lý Kakao Chatbot.</w:t>
+        <w:ind w:left="360" w:hanging="288"/>
+      </w:pPr>
+      <w:r>
+        <w:rPr>
+          <w:rFonts w:ascii="Arial" w:hAnsi="Arial" w:eastAsia="Arial"/>
+          <w:b w:val="0"/>
+          <w:i w:val="0"/>
+          <w:sz w:val="21"/>
+        </w:rPr>
+        <w:t>1. Chọn chatbot mục tiêu trong Trung tâm quản lý Kakao Chatbot.</w:t>
       </w:r>
     </w:p>
     <w:p>
       <w:pPr>
-        <w:pStyle w:val="ListNumber"/>
         <w:spacing w:after="80"/>
-      </w:pPr>
-      <w:r>
-        <w:rPr>
-          <w:rFonts w:ascii="Arial" w:hAnsi="Arial" w:eastAsia="Arial"/>
-          <w:sz w:val="21"/>
-        </w:rPr>
-        <w:t>Chọn **Tạo khối mới &gt; Tạo kỹ năng**.</w:t>
+        <w:ind w:left="360" w:hanging="288"/>
+      </w:pPr>
+      <w:r>
+        <w:rPr>
+          <w:rFonts w:ascii="Arial" w:hAnsi="Arial" w:eastAsia="Arial"/>
+          <w:b w:val="0"/>
+          <w:i w:val="0"/>
+          <w:sz w:val="21"/>
+        </w:rPr>
+        <w:t xml:space="preserve">2. Chọn </w:t>
+      </w:r>
+      <w:r>
+        <w:rPr>
+          <w:rFonts w:ascii="Arial" w:hAnsi="Arial" w:eastAsia="Arial"/>
+          <w:b/>
+          <w:i w:val="0"/>
+          <w:sz w:val="21"/>
+        </w:rPr>
+        <w:t>Tạo khối mới &gt; Tạo kỹ năng</w:t>
+      </w:r>
+      <w:r>
+        <w:rPr>
+          <w:rFonts w:ascii="Arial" w:hAnsi="Arial" w:eastAsia="Arial"/>
+          <w:b w:val="0"/>
+          <w:i w:val="0"/>
+          <w:sz w:val="21"/>
+        </w:rPr>
+        <w:t>.</w:t>
       </w:r>
     </w:p>
     <w:p>
       <w:pPr>
-        <w:pStyle w:val="ListNumber"/>
         <w:spacing w:after="80"/>
-      </w:pPr>
-      <w:r>
-        <w:rPr>
-          <w:rFonts w:ascii="Arial" w:hAnsi="Arial" w:eastAsia="Arial"/>
-          <w:sz w:val="21"/>
-        </w:rPr>
-        <w:t>Nhập tên kỹ năng. Đặt tên theo quy tắc hoạt động và xác định nó là kỹ năng kết nối CGA.</w:t>
+        <w:ind w:left="360" w:hanging="288"/>
+      </w:pPr>
+      <w:r>
+        <w:rPr>
+          <w:rFonts w:ascii="Arial" w:hAnsi="Arial" w:eastAsia="Arial"/>
+          <w:b w:val="0"/>
+          <w:i w:val="0"/>
+          <w:sz w:val="21"/>
+        </w:rPr>
+        <w:t>3. Nhập tên kỹ năng. Đặt tên theo quy tắc hoạt động và xác định nó là kỹ năng kết nối CGA.</w:t>
       </w:r>
     </w:p>
     <w:p>
       <w:pPr>
-        <w:pStyle w:val="ListNumber"/>
         <w:spacing w:after="80"/>
-      </w:pPr>
-      <w:r>
-        <w:rPr>
-          <w:rFonts w:ascii="Arial" w:hAnsi="Arial" w:eastAsia="Arial"/>
-          <w:sz w:val="21"/>
-        </w:rPr>
-        <w:t>Nhập URL kỹ năng và URL kiểm tra do CGA cấp tương ứng.</w:t>
+        <w:ind w:left="360" w:hanging="288"/>
+      </w:pPr>
+      <w:r>
+        <w:rPr>
+          <w:rFonts w:ascii="Arial" w:hAnsi="Arial" w:eastAsia="Arial"/>
+          <w:b w:val="0"/>
+          <w:i w:val="0"/>
+          <w:sz w:val="21"/>
+        </w:rPr>
+        <w:t>4. Nhập URL kỹ năng và URL kiểm tra do CGA cấp tương ứng.</w:t>
       </w:r>
     </w:p>
     <w:p>
       <w:pPr>
-        <w:pStyle w:val="ListNumber"/>
         <w:spacing w:after="80"/>
-      </w:pPr>
-      <w:r>
-        <w:rPr>
-          <w:rFonts w:ascii="Arial" w:hAnsi="Arial" w:eastAsia="Arial"/>
-          <w:sz w:val="21"/>
-        </w:rPr>
-        <w:t>Nhập tiêu đề vận hành và thử nghiệm tương ứng, nếu cần.</w:t>
+        <w:ind w:left="360" w:hanging="288"/>
+      </w:pPr>
+      <w:r>
+        <w:rPr>
+          <w:rFonts w:ascii="Arial" w:hAnsi="Arial" w:eastAsia="Arial"/>
+          <w:b w:val="0"/>
+          <w:i w:val="0"/>
+          <w:sz w:val="21"/>
+        </w:rPr>
+        <w:t>5. Nhập tiêu đề vận hành và thử nghiệm tương ứng, nếu cần.</w:t>
       </w:r>
     </w:p>
     <w:p>
       <w:pPr>
-        <w:pStyle w:val="ListNumber"/>
         <w:spacing w:after="80"/>
-      </w:pPr>
-      <w:r>
-        <w:rPr>
-          <w:rFonts w:ascii="Arial" w:hAnsi="Arial" w:eastAsia="Arial"/>
-          <w:sz w:val="21"/>
-        </w:rPr>
-        <w:t>Sau khi lưu, hãy kiểm tra URL, URL kiểm tra, trạng thái nhập tiêu đề và các khối áp dụng trên màn hình chi tiết kỹ năng.</w:t>
+        <w:ind w:left="360" w:hanging="288"/>
+      </w:pPr>
+      <w:r>
+        <w:rPr>
+          <w:rFonts w:ascii="Arial" w:hAnsi="Arial" w:eastAsia="Arial"/>
+          <w:b w:val="0"/>
+          <w:i w:val="0"/>
+          <w:sz w:val="21"/>
+        </w:rPr>
+        <w:t>6. Sau khi lưu, hãy kiểm tra URL, URL kiểm tra, trạng thái nhập tiêu đề và các khối áp dụng trên màn hình chi tiết kỹ năng.</w:t>
       </w:r>
     </w:p>
     <w:p>
@@ -2878,7 +3558,25 @@
           <w:i w:val="0"/>
           <w:sz w:val="21"/>
         </w:rPr>
-        <w:t>Hình 6-2-1. Màn hình chi tiết kỹ năng `Kết nối CGA Kakao`. Các giá trị URL và tiêu đề được che giấu để bảo mật.</w:t>
+        <w:t xml:space="preserve">Hình 6-2-1. Màn hình chi tiết kỹ năng </w:t>
+      </w:r>
+      <w:r>
+        <w:rPr>
+          <w:rFonts w:ascii="Arial" w:hAnsi="Arial" w:eastAsia="Arial"/>
+          <w:b/>
+          <w:i w:val="0"/>
+          <w:sz w:val="21"/>
+        </w:rPr>
+        <w:t>Kết nối CGA Kakao</w:t>
+      </w:r>
+      <w:r>
+        <w:rPr>
+          <w:rFonts w:ascii="Arial" w:hAnsi="Arial" w:eastAsia="Arial"/>
+          <w:b w:val="0"/>
+          <w:i w:val="0"/>
+          <w:sz w:val="21"/>
+        </w:rPr>
+        <w:t>. Các giá trị URL và tiêu đề được che giấu để bảo mật.</w:t>
       </w:r>
     </w:p>
     <w:p>
@@ -2897,80 +3595,146 @@
     </w:p>
     <w:p>
       <w:pPr>
-        <w:pStyle w:val="ListNumber"/>
         <w:spacing w:after="80"/>
-      </w:pPr>
-      <w:r>
-        <w:rPr>
-          <w:rFonts w:ascii="Arial" w:hAnsi="Arial" w:eastAsia="Arial"/>
-          <w:sz w:val="21"/>
-        </w:rPr>
-        <w:t>Mở khối chào mừng của chatbot.</w:t>
+        <w:ind w:left="360" w:hanging="288"/>
+      </w:pPr>
+      <w:r>
+        <w:rPr>
+          <w:rFonts w:ascii="Arial" w:hAnsi="Arial" w:eastAsia="Arial"/>
+          <w:b w:val="0"/>
+          <w:i w:val="0"/>
+          <w:sz w:val="21"/>
+        </w:rPr>
+        <w:t>1. Mở khối chào mừng của chatbot.</w:t>
       </w:r>
     </w:p>
     <w:p>
       <w:pPr>
-        <w:pStyle w:val="ListNumber"/>
         <w:spacing w:after="80"/>
-      </w:pPr>
-      <w:r>
-        <w:rPr>
-          <w:rFonts w:ascii="Arial" w:hAnsi="Arial" w:eastAsia="Arial"/>
-          <w:sz w:val="21"/>
-        </w:rPr>
-        <w:t>Chọn Kỹ năng kết nối CGA trong **Cài đặt tham số**.</w:t>
+        <w:ind w:left="360" w:hanging="288"/>
+      </w:pPr>
+      <w:r>
+        <w:rPr>
+          <w:rFonts w:ascii="Arial" w:hAnsi="Arial" w:eastAsia="Arial"/>
+          <w:b w:val="0"/>
+          <w:i w:val="0"/>
+          <w:sz w:val="21"/>
+        </w:rPr>
+        <w:t xml:space="preserve">2. Chọn Kỹ năng kết nối CGA trong </w:t>
+      </w:r>
+      <w:r>
+        <w:rPr>
+          <w:rFonts w:ascii="Arial" w:hAnsi="Arial" w:eastAsia="Arial"/>
+          <w:b/>
+          <w:i w:val="0"/>
+          <w:sz w:val="21"/>
+        </w:rPr>
+        <w:t>Cài đặt tham số</w:t>
+      </w:r>
+      <w:r>
+        <w:rPr>
+          <w:rFonts w:ascii="Arial" w:hAnsi="Arial" w:eastAsia="Arial"/>
+          <w:b w:val="0"/>
+          <w:i w:val="0"/>
+          <w:sz w:val="21"/>
+        </w:rPr>
+        <w:t>.</w:t>
       </w:r>
     </w:p>
     <w:p>
       <w:pPr>
-        <w:pStyle w:val="ListNumber"/>
         <w:spacing w:after="80"/>
-      </w:pPr>
-      <w:r>
-        <w:rPr>
-          <w:rFonts w:ascii="Arial" w:hAnsi="Arial" w:eastAsia="Arial"/>
-          <w:sz w:val="21"/>
-        </w:rPr>
-        <w:t>Chọn **Sử dụng dữ liệu kỹ năng** trong cài đặt phản hồi của bot.</w:t>
+        <w:ind w:left="360" w:hanging="288"/>
+      </w:pPr>
+      <w:r>
+        <w:rPr>
+          <w:rFonts w:ascii="Arial" w:hAnsi="Arial" w:eastAsia="Arial"/>
+          <w:b w:val="0"/>
+          <w:i w:val="0"/>
+          <w:sz w:val="21"/>
+        </w:rPr>
+        <w:t xml:space="preserve">3. Chọn </w:t>
+      </w:r>
+      <w:r>
+        <w:rPr>
+          <w:rFonts w:ascii="Arial" w:hAnsi="Arial" w:eastAsia="Arial"/>
+          <w:b/>
+          <w:i w:val="0"/>
+          <w:sz w:val="21"/>
+        </w:rPr>
+        <w:t>Sử dụng dữ liệu kỹ năng</w:t>
+      </w:r>
+      <w:r>
+        <w:rPr>
+          <w:rFonts w:ascii="Arial" w:hAnsi="Arial" w:eastAsia="Arial"/>
+          <w:b w:val="0"/>
+          <w:i w:val="0"/>
+          <w:sz w:val="21"/>
+        </w:rPr>
+        <w:t xml:space="preserve"> trong cài đặt phản hồi của bot.</w:t>
       </w:r>
     </w:p>
     <w:p>
       <w:pPr>
-        <w:pStyle w:val="ListNumber"/>
         <w:spacing w:after="80"/>
-      </w:pPr>
-      <w:r>
-        <w:rPr>
-          <w:rFonts w:ascii="Arial" w:hAnsi="Arial" w:eastAsia="Arial"/>
-          <w:sz w:val="21"/>
-        </w:rPr>
-        <w:t>Lưu.</w:t>
+        <w:ind w:left="360" w:hanging="288"/>
+      </w:pPr>
+      <w:r>
+        <w:rPr>
+          <w:rFonts w:ascii="Arial" w:hAnsi="Arial" w:eastAsia="Arial"/>
+          <w:b w:val="0"/>
+          <w:i w:val="0"/>
+          <w:sz w:val="21"/>
+        </w:rPr>
+        <w:t>4. Lưu.</w:t>
       </w:r>
     </w:p>
     <w:p>
       <w:pPr>
-        <w:pStyle w:val="ListNumber"/>
         <w:spacing w:after="80"/>
-      </w:pPr>
-      <w:r>
-        <w:rPr>
-          <w:rFonts w:ascii="Arial" w:hAnsi="Arial" w:eastAsia="Arial"/>
-          <w:sz w:val="21"/>
-        </w:rPr>
-        <w:t>Đặt kỹ năng kết nối CGA tương tự và **sử dụng dữ liệu kỹ năng** trong khối dự phòng.</w:t>
+        <w:ind w:left="360" w:hanging="288"/>
+      </w:pPr>
+      <w:r>
+        <w:rPr>
+          <w:rFonts w:ascii="Arial" w:hAnsi="Arial" w:eastAsia="Arial"/>
+          <w:b w:val="0"/>
+          <w:i w:val="0"/>
+          <w:sz w:val="21"/>
+        </w:rPr>
+        <w:t xml:space="preserve">5. Đặt kỹ năng kết nối CGA tương tự và </w:t>
+      </w:r>
+      <w:r>
+        <w:rPr>
+          <w:rFonts w:ascii="Arial" w:hAnsi="Arial" w:eastAsia="Arial"/>
+          <w:b/>
+          <w:i w:val="0"/>
+          <w:sz w:val="21"/>
+        </w:rPr>
+        <w:t>sử dụng dữ liệu kỹ năng</w:t>
+      </w:r>
+      <w:r>
+        <w:rPr>
+          <w:rFonts w:ascii="Arial" w:hAnsi="Arial" w:eastAsia="Arial"/>
+          <w:b w:val="0"/>
+          <w:i w:val="0"/>
+          <w:sz w:val="21"/>
+        </w:rPr>
+        <w:t xml:space="preserve"> trong khối dự phòng.</w:t>
       </w:r>
     </w:p>
     <w:p>
       <w:pPr>
-        <w:pStyle w:val="ListNumber"/>
         <w:spacing w:after="80"/>
-      </w:pPr>
-      <w:r>
-        <w:rPr>
-          <w:rFonts w:ascii="Arial" w:hAnsi="Arial" w:eastAsia="Arial"/>
-          <w:sz w:val="21"/>
-        </w:rPr>
-        <w:t>Kiểm tra lại kết quả lưu và trạng thái kết nối cho từng khối.</w:t>
+        <w:ind w:left="360" w:hanging="288"/>
+      </w:pPr>
+      <w:r>
+        <w:rPr>
+          <w:rFonts w:ascii="Arial" w:hAnsi="Arial" w:eastAsia="Arial"/>
+          <w:b w:val="0"/>
+          <w:i w:val="0"/>
+          <w:sz w:val="21"/>
+        </w:rPr>
+        <w:t>6. Kiểm tra lại kết quả lưu và trạng thái kết nối cho từng khối.</w:t>
       </w:r>
     </w:p>
     <w:p>
@@ -3130,80 +3894,128 @@
     </w:p>
     <w:p>
       <w:pPr>
-        <w:pStyle w:val="ListNumber"/>
         <w:spacing w:after="80"/>
-      </w:pPr>
-      <w:r>
-        <w:rPr>
-          <w:rFonts w:ascii="Arial" w:hAnsi="Arial" w:eastAsia="Arial"/>
-          <w:sz w:val="21"/>
-        </w:rPr>
-        <w:t>Trong CGA Studio, đi tới **Quản lý hệ thống &gt; Quản lý kênh**.</w:t>
+        <w:ind w:left="360" w:hanging="288"/>
+      </w:pPr>
+      <w:r>
+        <w:rPr>
+          <w:rFonts w:ascii="Arial" w:hAnsi="Arial" w:eastAsia="Arial"/>
+          <w:b w:val="0"/>
+          <w:i w:val="0"/>
+          <w:sz w:val="21"/>
+        </w:rPr>
+        <w:t xml:space="preserve">1. Trong CGA Studio, đi tới </w:t>
+      </w:r>
+      <w:r>
+        <w:rPr>
+          <w:rFonts w:ascii="Arial" w:hAnsi="Arial" w:eastAsia="Arial"/>
+          <w:b/>
+          <w:i w:val="0"/>
+          <w:sz w:val="21"/>
+        </w:rPr>
+        <w:t>Quản lý hệ thống &gt; Quản lý kênh</w:t>
+      </w:r>
+      <w:r>
+        <w:rPr>
+          <w:rFonts w:ascii="Arial" w:hAnsi="Arial" w:eastAsia="Arial"/>
+          <w:b w:val="0"/>
+          <w:i w:val="0"/>
+          <w:sz w:val="21"/>
+        </w:rPr>
+        <w:t>.</w:t>
       </w:r>
     </w:p>
     <w:p>
       <w:pPr>
-        <w:pStyle w:val="ListNumber"/>
         <w:spacing w:after="80"/>
-      </w:pPr>
-      <w:r>
-        <w:rPr>
-          <w:rFonts w:ascii="Arial" w:hAnsi="Arial" w:eastAsia="Arial"/>
-          <w:sz w:val="21"/>
-        </w:rPr>
-        <w:t>Nhập ID kênh và tên kênh sẽ được sử dụng cho kết nối KakaoTalk hoặc chọn kênh hiện có.</w:t>
+        <w:ind w:left="360" w:hanging="288"/>
+      </w:pPr>
+      <w:r>
+        <w:rPr>
+          <w:rFonts w:ascii="Arial" w:hAnsi="Arial" w:eastAsia="Arial"/>
+          <w:b w:val="0"/>
+          <w:i w:val="0"/>
+          <w:sz w:val="21"/>
+        </w:rPr>
+        <w:t>2. Nhập ID kênh và tên kênh sẽ được sử dụng cho kết nối KakaoTalk hoặc chọn kênh hiện có.</w:t>
       </w:r>
     </w:p>
     <w:p>
       <w:pPr>
-        <w:pStyle w:val="ListNumber"/>
         <w:spacing w:after="80"/>
-      </w:pPr>
-      <w:r>
-        <w:rPr>
-          <w:rFonts w:ascii="Arial" w:hAnsi="Arial" w:eastAsia="Arial"/>
-          <w:sz w:val="21"/>
-        </w:rPr>
-        <w:t>Kiểm tra nhà cung cấp, loại trình kết xuất, tính khả dụng và cài đặt kết nối.</w:t>
+        <w:ind w:left="360" w:hanging="288"/>
+      </w:pPr>
+      <w:r>
+        <w:rPr>
+          <w:rFonts w:ascii="Arial" w:hAnsi="Arial" w:eastAsia="Arial"/>
+          <w:b w:val="0"/>
+          <w:i w:val="0"/>
+          <w:sz w:val="21"/>
+        </w:rPr>
+        <w:t>3. Kiểm tra nhà cung cấp, loại trình kết xuất, tính khả dụng và cài đặt kết nối.</w:t>
       </w:r>
     </w:p>
     <w:p>
       <w:pPr>
-        <w:pStyle w:val="ListNumber"/>
         <w:spacing w:after="80"/>
-      </w:pPr>
-      <w:r>
-        <w:rPr>
-          <w:rFonts w:ascii="Arial" w:hAnsi="Arial" w:eastAsia="Arial"/>
-          <w:sz w:val="21"/>
-        </w:rPr>
-        <w:t>Kiểm tra bot bạn đang kết nối và phiên bản hoạt động của nó.</w:t>
+        <w:ind w:left="360" w:hanging="288"/>
+      </w:pPr>
+      <w:r>
+        <w:rPr>
+          <w:rFonts w:ascii="Arial" w:hAnsi="Arial" w:eastAsia="Arial"/>
+          <w:b w:val="0"/>
+          <w:i w:val="0"/>
+          <w:sz w:val="21"/>
+        </w:rPr>
+        <w:t>4. Kiểm tra bot bạn đang kết nối và phiên bản hoạt động của nó.</w:t>
       </w:r>
     </w:p>
     <w:p>
       <w:pPr>
-        <w:pStyle w:val="ListNumber"/>
         <w:spacing w:after="80"/>
-      </w:pPr>
-      <w:r>
-        <w:rPr>
-          <w:rFonts w:ascii="Arial" w:hAnsi="Arial" w:eastAsia="Arial"/>
-          <w:sz w:val="21"/>
-        </w:rPr>
-        <w:t>Sau khi lưu, hãy kiểm tra trạng thái kết nối trên màn hình quản lý kênh.</w:t>
+        <w:ind w:left="360" w:hanging="288"/>
+      </w:pPr>
+      <w:r>
+        <w:rPr>
+          <w:rFonts w:ascii="Arial" w:hAnsi="Arial" w:eastAsia="Arial"/>
+          <w:b w:val="0"/>
+          <w:i w:val="0"/>
+          <w:sz w:val="21"/>
+        </w:rPr>
+        <w:t>5. Sau khi lưu, hãy kiểm tra trạng thái kết nối trên màn hình quản lý kênh.</w:t>
       </w:r>
     </w:p>
     <w:p>
       <w:pPr>
-        <w:pStyle w:val="ListNumber"/>
         <w:spacing w:after="80"/>
-      </w:pPr>
-      <w:r>
-        <w:rPr>
-          <w:rFonts w:ascii="Arial" w:hAnsi="Arial" w:eastAsia="Arial"/>
-          <w:sz w:val="21"/>
-        </w:rPr>
-        <w:t>Kiểm tra xem sự kết hợp giữa nhóm, kênh, bot, phiên bản vận hành và kênh hoạt động có chính xác trong **Trạng thái kết nối Botstation** hay không.</w:t>
+        <w:ind w:left="360" w:hanging="288"/>
+      </w:pPr>
+      <w:r>
+        <w:rPr>
+          <w:rFonts w:ascii="Arial" w:hAnsi="Arial" w:eastAsia="Arial"/>
+          <w:b w:val="0"/>
+          <w:i w:val="0"/>
+          <w:sz w:val="21"/>
+        </w:rPr>
+        <w:t xml:space="preserve">6. Kiểm tra xem sự kết hợp giữa nhóm, kênh, bot, phiên bản vận hành và kênh hoạt động có chính xác trong </w:t>
+      </w:r>
+      <w:r>
+        <w:rPr>
+          <w:rFonts w:ascii="Arial" w:hAnsi="Arial" w:eastAsia="Arial"/>
+          <w:b/>
+          <w:i w:val="0"/>
+          <w:sz w:val="21"/>
+        </w:rPr>
+        <w:t>Trạng thái kết nối Botstation</w:t>
+      </w:r>
+      <w:r>
+        <w:rPr>
+          <w:rFonts w:ascii="Arial" w:hAnsi="Arial" w:eastAsia="Arial"/>
+          <w:b w:val="0"/>
+          <w:i w:val="0"/>
+          <w:sz w:val="21"/>
+        </w:rPr>
+        <w:t xml:space="preserve"> hay không.</w:t>
       </w:r>
     </w:p>
     <w:p>
@@ -3222,93 +4034,125 @@
     </w:p>
     <w:p>
       <w:pPr>
-        <w:pStyle w:val="ListNumber"/>
         <w:spacing w:after="80"/>
-      </w:pPr>
-      <w:r>
-        <w:rPr>
-          <w:rFonts w:ascii="Arial" w:hAnsi="Arial" w:eastAsia="Arial"/>
-          <w:sz w:val="21"/>
-        </w:rPr>
-        <w:t>Tìm kiếm kênh được kết nối với KakaoTalk và mở phòng trò chuyện.</w:t>
+        <w:ind w:left="360" w:hanging="288"/>
+      </w:pPr>
+      <w:r>
+        <w:rPr>
+          <w:rFonts w:ascii="Arial" w:hAnsi="Arial" w:eastAsia="Arial"/>
+          <w:b w:val="0"/>
+          <w:i w:val="0"/>
+          <w:sz w:val="21"/>
+        </w:rPr>
+        <w:t>1. Tìm kiếm kênh được kết nối với KakaoTalk và mở phòng trò chuyện.</w:t>
       </w:r>
     </w:p>
     <w:p>
       <w:pPr>
-        <w:pStyle w:val="ListNumber"/>
         <w:spacing w:after="80"/>
-      </w:pPr>
-      <w:r>
-        <w:rPr>
-          <w:rFonts w:ascii="Arial" w:hAnsi="Arial" w:eastAsia="Arial"/>
-          <w:sz w:val="21"/>
-        </w:rPr>
-        <w:t>Đảm bảo rằng lời chào mặc định của CGA được hiển thị ở mục nhập đầu tiên.</w:t>
+        <w:ind w:left="360" w:hanging="288"/>
+      </w:pPr>
+      <w:r>
+        <w:rPr>
+          <w:rFonts w:ascii="Arial" w:hAnsi="Arial" w:eastAsia="Arial"/>
+          <w:b w:val="0"/>
+          <w:i w:val="0"/>
+          <w:sz w:val="21"/>
+        </w:rPr>
+        <w:t>2. Đảm bảo rằng lời chào mặc định của CGA được hiển thị ở mục nhập đầu tiên.</w:t>
       </w:r>
     </w:p>
     <w:p>
       <w:pPr>
-        <w:pStyle w:val="ListNumber"/>
         <w:spacing w:after="80"/>
-      </w:pPr>
-      <w:r>
-        <w:rPr>
-          <w:rFonts w:ascii="Arial" w:hAnsi="Arial" w:eastAsia="Arial"/>
-          <w:sz w:val="21"/>
-        </w:rPr>
-        <w:t>Nhập câu nói thông thường tương ứng với ý định đã đăng ký.</w:t>
+        <w:ind w:left="360" w:hanging="288"/>
+      </w:pPr>
+      <w:r>
+        <w:rPr>
+          <w:rFonts w:ascii="Arial" w:hAnsi="Arial" w:eastAsia="Arial"/>
+          <w:b w:val="0"/>
+          <w:i w:val="0"/>
+          <w:sz w:val="21"/>
+        </w:rPr>
+        <w:t>3. Nhập câu nói thông thường tương ứng với ý định đã đăng ký.</w:t>
       </w:r>
     </w:p>
     <w:p>
       <w:pPr>
-        <w:pStyle w:val="ListNumber"/>
         <w:spacing w:after="80"/>
-      </w:pPr>
-      <w:r>
-        <w:rPr>
-          <w:rFonts w:ascii="Arial" w:hAnsi="Arial" w:eastAsia="Arial"/>
-          <w:sz w:val="21"/>
-        </w:rPr>
-        <w:t>Đảm bảo rằng kết quả luồng hội thoại và phân loại NLU của CGA được hiển thị trong phản hồi.</w:t>
+        <w:ind w:left="360" w:hanging="288"/>
+      </w:pPr>
+      <w:r>
+        <w:rPr>
+          <w:rFonts w:ascii="Arial" w:hAnsi="Arial" w:eastAsia="Arial"/>
+          <w:b w:val="0"/>
+          <w:i w:val="0"/>
+          <w:sz w:val="21"/>
+        </w:rPr>
+        <w:t>4. Đảm bảo rằng kết quả luồng hội thoại và phân loại NLU của CGA được hiển thị trong phản hồi.</w:t>
       </w:r>
     </w:p>
     <w:p>
       <w:pPr>
-        <w:pStyle w:val="ListNumber"/>
         <w:spacing w:after="80"/>
-      </w:pPr>
-      <w:r>
-        <w:rPr>
-          <w:rFonts w:ascii="Arial" w:hAnsi="Arial" w:eastAsia="Arial"/>
-          <w:sz w:val="21"/>
-        </w:rPr>
-        <w:t>Xác minh rằng lời nói và phản hồi của người dùng được lưu trong lịch sử hội thoại CGA.</w:t>
+        <w:ind w:left="360" w:hanging="288"/>
+      </w:pPr>
+      <w:r>
+        <w:rPr>
+          <w:rFonts w:ascii="Arial" w:hAnsi="Arial" w:eastAsia="Arial"/>
+          <w:b w:val="0"/>
+          <w:i w:val="0"/>
+          <w:sz w:val="21"/>
+        </w:rPr>
+        <w:t>5. Xác minh rằng lời nói và phản hồi của người dùng được lưu trong lịch sử hội thoại CGA.</w:t>
       </w:r>
     </w:p>
     <w:p>
       <w:pPr>
-        <w:pStyle w:val="ListNumber"/>
         <w:spacing w:after="80"/>
-      </w:pPr>
-      <w:r>
-        <w:rPr>
-          <w:rFonts w:ascii="Arial" w:hAnsi="Arial" w:eastAsia="Arial"/>
-          <w:sz w:val="21"/>
-        </w:rPr>
-        <w:t>Kiểm tra xem giá trị kênh trong lịch sử là `Kakao` hay giá trị kênh Kakao được xác định trong môi trường hoạt động.</w:t>
+        <w:ind w:left="360" w:hanging="288"/>
+      </w:pPr>
+      <w:r>
+        <w:rPr>
+          <w:rFonts w:ascii="Arial" w:hAnsi="Arial" w:eastAsia="Arial"/>
+          <w:b w:val="0"/>
+          <w:i w:val="0"/>
+          <w:sz w:val="21"/>
+        </w:rPr>
+        <w:t xml:space="preserve">6. Kiểm tra xem giá trị kênh trong lịch sử là </w:t>
+      </w:r>
+      <w:r>
+        <w:rPr>
+          <w:rFonts w:ascii="Arial" w:hAnsi="Arial" w:eastAsia="Arial"/>
+          <w:b/>
+          <w:i w:val="0"/>
+          <w:sz w:val="21"/>
+        </w:rPr>
+        <w:t>Kakao</w:t>
+      </w:r>
+      <w:r>
+        <w:rPr>
+          <w:rFonts w:ascii="Arial" w:hAnsi="Arial" w:eastAsia="Arial"/>
+          <w:b w:val="0"/>
+          <w:i w:val="0"/>
+          <w:sz w:val="21"/>
+        </w:rPr>
+        <w:t xml:space="preserve"> hay giá trị kênh Kakao được xác định trong môi trường hoạt động.</w:t>
       </w:r>
     </w:p>
     <w:p>
       <w:pPr>
-        <w:pStyle w:val="ListNumber"/>
         <w:spacing w:after="80"/>
-      </w:pPr>
-      <w:r>
-        <w:rPr>
-          <w:rFonts w:ascii="Arial" w:hAnsi="Arial" w:eastAsia="Arial"/>
-          <w:sz w:val="21"/>
-        </w:rPr>
-        <w:t>Xác minh rằng thông tin về bot, phiên bản vận hành và kênh phù hợp với đối tượng mục tiêu.</w:t>
+        <w:ind w:left="360" w:hanging="288"/>
+      </w:pPr>
+      <w:r>
+        <w:rPr>
+          <w:rFonts w:ascii="Arial" w:hAnsi="Arial" w:eastAsia="Arial"/>
+          <w:b w:val="0"/>
+          <w:i w:val="0"/>
+          <w:sz w:val="21"/>
+        </w:rPr>
+        <w:t>7. Xác minh rằng thông tin về bot, phiên bản vận hành và kênh phù hợp với đối tượng mục tiêu.</w:t>
       </w:r>
     </w:p>
     <w:p>
@@ -3330,6 +4174,8 @@
       <w:r>
         <w:rPr>
           <w:rFonts w:ascii="Arial" w:hAnsi="Arial" w:eastAsia="Arial"/>
+          <w:b w:val="0"/>
+          <w:i w:val="0"/>
           <w:sz w:val="21"/>
         </w:rPr>
         <w:t>Khối chào mừng và khối dự phòng gọi kỹ năng kết nối CGA.</w:t>
@@ -3343,6 +4189,8 @@
       <w:r>
         <w:rPr>
           <w:rFonts w:ascii="Arial" w:hAnsi="Arial" w:eastAsia="Arial"/>
+          <w:b w:val="0"/>
+          <w:i w:val="0"/>
           <w:sz w:val="21"/>
         </w:rPr>
         <w:t>Cả hai khối đều được thiết lập để sử dụng dữ liệu kỹ năng.</w:t>
@@ -3356,6 +4204,8 @@
       <w:r>
         <w:rPr>
           <w:rFonts w:ascii="Arial" w:hAnsi="Arial" w:eastAsia="Arial"/>
+          <w:b w:val="0"/>
+          <w:i w:val="0"/>
           <w:sz w:val="21"/>
         </w:rPr>
         <w:t>Lời chào đầu tiên và phản hồi chung đến từ cài đặt bot CGA, không phải cụm từ cài đặt Kakao.</w:t>
@@ -3369,6 +4219,8 @@
       <w:r>
         <w:rPr>
           <w:rFonts w:ascii="Arial" w:hAnsi="Arial" w:eastAsia="Arial"/>
+          <w:b w:val="0"/>
+          <w:i w:val="0"/>
           <w:sz w:val="21"/>
         </w:rPr>
         <w:t>Thông tin về bot, phiên bản và kênh Kakao vẫn còn trong lịch sử hội thoại CGA.</w:t>
@@ -3437,80 +4289,92 @@
     </w:p>
     <w:p>
       <w:pPr>
-        <w:pStyle w:val="ListNumber"/>
         <w:spacing w:after="80"/>
-      </w:pPr>
-      <w:r>
-        <w:rPr>
-          <w:rFonts w:ascii="Arial" w:hAnsi="Arial" w:eastAsia="Arial"/>
-          <w:sz w:val="21"/>
-        </w:rPr>
-        <w:t>Xác minh rằng bot và phiên bản hiện tại là chính xác.</w:t>
+        <w:ind w:left="360" w:hanging="288"/>
+      </w:pPr>
+      <w:r>
+        <w:rPr>
+          <w:rFonts w:ascii="Arial" w:hAnsi="Arial" w:eastAsia="Arial"/>
+          <w:b w:val="0"/>
+          <w:i w:val="0"/>
+          <w:sz w:val="21"/>
+        </w:rPr>
+        <w:t>1. Xác minh rằng bot và phiên bản hiện tại là chính xác.</w:t>
       </w:r>
     </w:p>
     <w:p>
       <w:pPr>
-        <w:pStyle w:val="ListNumber"/>
         <w:spacing w:after="80"/>
-      </w:pPr>
-      <w:r>
-        <w:rPr>
-          <w:rFonts w:ascii="Arial" w:hAnsi="Arial" w:eastAsia="Arial"/>
-          <w:sz w:val="21"/>
-        </w:rPr>
-        <w:t>Kiểm tra trạng thái kết hợp của phương pháp, mô hình và phương thức trả lời NLU đã chọn.</w:t>
+        <w:ind w:left="360" w:hanging="288"/>
+      </w:pPr>
+      <w:r>
+        <w:rPr>
+          <w:rFonts w:ascii="Arial" w:hAnsi="Arial" w:eastAsia="Arial"/>
+          <w:b w:val="0"/>
+          <w:i w:val="0"/>
+          <w:sz w:val="21"/>
+        </w:rPr>
+        <w:t>2. Kiểm tra trạng thái kết hợp của phương pháp, mô hình và phương thức trả lời NLU đã chọn.</w:t>
       </w:r>
     </w:p>
     <w:p>
       <w:pPr>
-        <w:pStyle w:val="ListNumber"/>
         <w:spacing w:after="80"/>
-      </w:pPr>
-      <w:r>
-        <w:rPr>
-          <w:rFonts w:ascii="Arial" w:hAnsi="Arial" w:eastAsia="Arial"/>
-          <w:sz w:val="21"/>
-        </w:rPr>
-        <w:t>Xác minh rằng dữ liệu cần thiết đã được lưu.</w:t>
+        <w:ind w:left="360" w:hanging="288"/>
+      </w:pPr>
+      <w:r>
+        <w:rPr>
+          <w:rFonts w:ascii="Arial" w:hAnsi="Arial" w:eastAsia="Arial"/>
+          <w:b w:val="0"/>
+          <w:i w:val="0"/>
+          <w:sz w:val="21"/>
+        </w:rPr>
+        <w:t>3. Xác minh rằng dữ liệu cần thiết đã được lưu.</w:t>
       </w:r>
     </w:p>
     <w:p>
       <w:pPr>
-        <w:pStyle w:val="ListNumber"/>
         <w:spacing w:after="80"/>
-      </w:pPr>
-      <w:r>
-        <w:rPr>
-          <w:rFonts w:ascii="Arial" w:hAnsi="Arial" w:eastAsia="Arial"/>
-          <w:sz w:val="21"/>
-        </w:rPr>
-        <w:t>Kiểm tra trạng thái đào tạo/lập chỉ mục/áp dụng.</w:t>
+        <w:ind w:left="360" w:hanging="288"/>
+      </w:pPr>
+      <w:r>
+        <w:rPr>
+          <w:rFonts w:ascii="Arial" w:hAnsi="Arial" w:eastAsia="Arial"/>
+          <w:b w:val="0"/>
+          <w:i w:val="0"/>
+          <w:sz w:val="21"/>
+        </w:rPr>
+        <w:t>4. Kiểm tra trạng thái đào tạo/lập chỉ mục/áp dụng.</w:t>
       </w:r>
     </w:p>
     <w:p>
       <w:pPr>
-        <w:pStyle w:val="ListNumber"/>
         <w:spacing w:after="80"/>
-      </w:pPr>
-      <w:r>
-        <w:rPr>
-          <w:rFonts w:ascii="Arial" w:hAnsi="Arial" w:eastAsia="Arial"/>
-          <w:sz w:val="21"/>
-        </w:rPr>
-        <w:t>Kiểm tra lại cách nói tương tự trong trình mô phỏng.</w:t>
+        <w:ind w:left="360" w:hanging="288"/>
+      </w:pPr>
+      <w:r>
+        <w:rPr>
+          <w:rFonts w:ascii="Arial" w:hAnsi="Arial" w:eastAsia="Arial"/>
+          <w:b w:val="0"/>
+          <w:i w:val="0"/>
+          <w:sz w:val="21"/>
+        </w:rPr>
+        <w:t>5. Kiểm tra lại cách nói tương tự trong trình mô phỏng.</w:t>
       </w:r>
     </w:p>
     <w:p>
       <w:pPr>
-        <w:pStyle w:val="ListNumber"/>
         <w:spacing w:after="80"/>
-      </w:pPr>
-      <w:r>
-        <w:rPr>
-          <w:rFonts w:ascii="Arial" w:hAnsi="Arial" w:eastAsia="Arial"/>
-          <w:sz w:val="21"/>
-        </w:rPr>
-        <w:t>Kiểm tra kết quả trong lịch sử phân tích/đánh giá/đối thoại.</w:t>
+        <w:ind w:left="360" w:hanging="288"/>
+      </w:pPr>
+      <w:r>
+        <w:rPr>
+          <w:rFonts w:ascii="Arial" w:hAnsi="Arial" w:eastAsia="Arial"/>
+          <w:b w:val="0"/>
+          <w:i w:val="0"/>
+          <w:sz w:val="21"/>
+        </w:rPr>
+        <w:t>6. Kiểm tra kết quả trong lịch sử phân tích/đánh giá/đối thoại.</w:t>
       </w:r>
     </w:p>
     <w:p>
@@ -3540,67 +4404,149 @@
     </w:p>
     <w:p>
       <w:pPr>
-        <w:pStyle w:val="ListNumber"/>
         <w:spacing w:after="80"/>
-      </w:pPr>
-      <w:r>
-        <w:rPr>
-          <w:rFonts w:ascii="Arial" w:hAnsi="Arial" w:eastAsia="Arial"/>
-          <w:sz w:val="21"/>
-        </w:rPr>
-        <w:t>Nhấn nút Tìm hiểu và kiểm tra xem thông báo `Yêu cầu huấn luyện NLU đã được thêm vào hàng đợi.` có hiển thị hay không.</w:t>
+        <w:ind w:left="360" w:hanging="288"/>
+      </w:pPr>
+      <w:r>
+        <w:rPr>
+          <w:rFonts w:ascii="Arial" w:hAnsi="Arial" w:eastAsia="Arial"/>
+          <w:b w:val="0"/>
+          <w:i w:val="0"/>
+          <w:sz w:val="21"/>
+        </w:rPr>
+        <w:t xml:space="preserve">1. Nhấn nút Tìm hiểu và kiểm tra xem thông báo </w:t>
+      </w:r>
+      <w:r>
+        <w:rPr>
+          <w:rFonts w:ascii="Arial" w:hAnsi="Arial" w:eastAsia="Arial"/>
+          <w:b/>
+          <w:i w:val="0"/>
+          <w:sz w:val="21"/>
+        </w:rPr>
+        <w:t>Yêu cầu huấn luyện NLU đã được thêm vào hàng đợi.</w:t>
+      </w:r>
+      <w:r>
+        <w:rPr>
+          <w:rFonts w:ascii="Arial" w:hAnsi="Arial" w:eastAsia="Arial"/>
+          <w:b w:val="0"/>
+          <w:i w:val="0"/>
+          <w:sz w:val="21"/>
+        </w:rPr>
+        <w:t xml:space="preserve"> có hiển thị hay không.</w:t>
       </w:r>
     </w:p>
     <w:p>
       <w:pPr>
-        <w:pStyle w:val="ListNumber"/>
         <w:spacing w:after="80"/>
-      </w:pPr>
-      <w:r>
-        <w:rPr>
-          <w:rFonts w:ascii="Arial" w:hAnsi="Arial" w:eastAsia="Arial"/>
-          <w:sz w:val="21"/>
-        </w:rPr>
-        <w:t>Xác minh rằng nút Tìm hiểu thay đổi thành `Đang huấn luyện`.</w:t>
+        <w:ind w:left="360" w:hanging="288"/>
+      </w:pPr>
+      <w:r>
+        <w:rPr>
+          <w:rFonts w:ascii="Arial" w:hAnsi="Arial" w:eastAsia="Arial"/>
+          <w:b w:val="0"/>
+          <w:i w:val="0"/>
+          <w:sz w:val="21"/>
+        </w:rPr>
+        <w:t xml:space="preserve">2. Xác minh rằng nút Tìm hiểu thay đổi thành </w:t>
+      </w:r>
+      <w:r>
+        <w:rPr>
+          <w:rFonts w:ascii="Arial" w:hAnsi="Arial" w:eastAsia="Arial"/>
+          <w:b/>
+          <w:i w:val="0"/>
+          <w:sz w:val="21"/>
+        </w:rPr>
+        <w:t>Đang huấn luyện</w:t>
+      </w:r>
+      <w:r>
+        <w:rPr>
+          <w:rFonts w:ascii="Arial" w:hAnsi="Arial" w:eastAsia="Arial"/>
+          <w:b w:val="0"/>
+          <w:i w:val="0"/>
+          <w:sz w:val="21"/>
+        </w:rPr>
+        <w:t>.</w:t>
       </w:r>
     </w:p>
     <w:p>
       <w:pPr>
-        <w:pStyle w:val="ListNumber"/>
         <w:spacing w:after="80"/>
-      </w:pPr>
-      <w:r>
-        <w:rPr>
-          <w:rFonts w:ascii="Arial" w:hAnsi="Arial" w:eastAsia="Arial"/>
-          <w:sz w:val="21"/>
-        </w:rPr>
-        <w:t>Sau khi làm mới, hãy kiểm tra xem trạng thái phiên bản có thay đổi thành `Đã huấn luyện` hoặc Có sẵn hay không.</w:t>
+        <w:ind w:left="360" w:hanging="288"/>
+      </w:pPr>
+      <w:r>
+        <w:rPr>
+          <w:rFonts w:ascii="Arial" w:hAnsi="Arial" w:eastAsia="Arial"/>
+          <w:b w:val="0"/>
+          <w:i w:val="0"/>
+          <w:sz w:val="21"/>
+        </w:rPr>
+        <w:t xml:space="preserve">3. Sau khi làm mới, hãy kiểm tra xem trạng thái phiên bản có thay đổi thành </w:t>
+      </w:r>
+      <w:r>
+        <w:rPr>
+          <w:rFonts w:ascii="Arial" w:hAnsi="Arial" w:eastAsia="Arial"/>
+          <w:b/>
+          <w:i w:val="0"/>
+          <w:sz w:val="21"/>
+        </w:rPr>
+        <w:t>Đã huấn luyện</w:t>
+      </w:r>
+      <w:r>
+        <w:rPr>
+          <w:rFonts w:ascii="Arial" w:hAnsi="Arial" w:eastAsia="Arial"/>
+          <w:b w:val="0"/>
+          <w:i w:val="0"/>
+          <w:sz w:val="21"/>
+        </w:rPr>
+        <w:t xml:space="preserve"> hoặc Có sẵn hay không.</w:t>
       </w:r>
     </w:p>
     <w:p>
       <w:pPr>
-        <w:pStyle w:val="ListNumber"/>
         <w:spacing w:after="80"/>
-      </w:pPr>
-      <w:r>
-        <w:rPr>
-          <w:rFonts w:ascii="Arial" w:hAnsi="Arial" w:eastAsia="Arial"/>
-          <w:sz w:val="21"/>
-        </w:rPr>
-        <w:t>Kiểm tra thời gian bắt đầu, thời gian hoàn thành và trạng thái học tập của cùng một bot/phiên bản trong yêu cầu lịch sử học tập.</w:t>
+        <w:ind w:left="360" w:hanging="288"/>
+      </w:pPr>
+      <w:r>
+        <w:rPr>
+          <w:rFonts w:ascii="Arial" w:hAnsi="Arial" w:eastAsia="Arial"/>
+          <w:b w:val="0"/>
+          <w:i w:val="0"/>
+          <w:sz w:val="21"/>
+        </w:rPr>
+        <w:t>4. Kiểm tra thời gian bắt đầu, thời gian hoàn thành và trạng thái học tập của cùng một bot/phiên bản trong yêu cầu lịch sử học tập.</w:t>
       </w:r>
     </w:p>
     <w:p>
       <w:pPr>
-        <w:pStyle w:val="ListNumber"/>
         <w:spacing w:after="80"/>
-      </w:pPr>
-      <w:r>
-        <w:rPr>
-          <w:rFonts w:ascii="Arial" w:hAnsi="Arial" w:eastAsia="Arial"/>
-          <w:sz w:val="21"/>
-        </w:rPr>
-        <w:t>Nếu nó hiển thị lại là `Chưa huấn luyện` hoặc không có lịch sử học tập, đừng đánh giá đó là thành công mà hãy truyền đạt bot, phiên bản, công cụ học tập và thời gian yêu cầu cho nhân viên vận hành.</w:t>
+        <w:ind w:left="360" w:hanging="288"/>
+      </w:pPr>
+      <w:r>
+        <w:rPr>
+          <w:rFonts w:ascii="Arial" w:hAnsi="Arial" w:eastAsia="Arial"/>
+          <w:b w:val="0"/>
+          <w:i w:val="0"/>
+          <w:sz w:val="21"/>
+        </w:rPr>
+        <w:t xml:space="preserve">5. Nếu nó hiển thị lại là </w:t>
+      </w:r>
+      <w:r>
+        <w:rPr>
+          <w:rFonts w:ascii="Arial" w:hAnsi="Arial" w:eastAsia="Arial"/>
+          <w:b/>
+          <w:i w:val="0"/>
+          <w:sz w:val="21"/>
+        </w:rPr>
+        <w:t>Chưa huấn luyện</w:t>
+      </w:r>
+      <w:r>
+        <w:rPr>
+          <w:rFonts w:ascii="Arial" w:hAnsi="Arial" w:eastAsia="Arial"/>
+          <w:b w:val="0"/>
+          <w:i w:val="0"/>
+          <w:sz w:val="21"/>
+        </w:rPr>
+        <w:t xml:space="preserve"> hoặc không có lịch sử học tập, đừng đánh giá đó là thành công mà hãy truyền đạt bot, phiên bản, công cụ học tập và thời gian yêu cầu cho nhân viên vận hành.</w:t>
       </w:r>
     </w:p>
     <w:p>
@@ -3641,93 +4587,251 @@
     </w:p>
     <w:p>
       <w:pPr>
-        <w:pStyle w:val="ListNumber"/>
         <w:spacing w:after="80"/>
-      </w:pPr>
-      <w:r>
-        <w:rPr>
-          <w:rFonts w:ascii="Arial" w:hAnsi="Arial" w:eastAsia="Arial"/>
-          <w:sz w:val="21"/>
-        </w:rPr>
-        <w:t>**Mục đích**: Trong một câu, hãy xác định kết quả công việc bạn muốn thay đổi với nhiệm vụ này.</w:t>
+        <w:ind w:left="360" w:hanging="288"/>
+      </w:pPr>
+      <w:r>
+        <w:rPr>
+          <w:rFonts w:ascii="Arial" w:hAnsi="Arial" w:eastAsia="Arial"/>
+          <w:b w:val="0"/>
+          <w:i w:val="0"/>
+          <w:sz w:val="21"/>
+        </w:rPr>
+        <w:t xml:space="preserve">1. </w:t>
+      </w:r>
+      <w:r>
+        <w:rPr>
+          <w:rFonts w:ascii="Arial" w:hAnsi="Arial" w:eastAsia="Arial"/>
+          <w:b/>
+          <w:i w:val="0"/>
+          <w:sz w:val="21"/>
+        </w:rPr>
+        <w:t>Mục đích</w:t>
+      </w:r>
+      <w:r>
+        <w:rPr>
+          <w:rFonts w:ascii="Arial" w:hAnsi="Arial" w:eastAsia="Arial"/>
+          <w:b w:val="0"/>
+          <w:i w:val="0"/>
+          <w:sz w:val="21"/>
+        </w:rPr>
+        <w:t>: Trong một câu, hãy xác định kết quả công việc bạn muốn thay đổi với nhiệm vụ này.</w:t>
       </w:r>
     </w:p>
     <w:p>
       <w:pPr>
-        <w:pStyle w:val="ListNumber"/>
         <w:spacing w:after="80"/>
-      </w:pPr>
-      <w:r>
-        <w:rPr>
-          <w:rFonts w:ascii="Arial" w:hAnsi="Arial" w:eastAsia="Arial"/>
-          <w:sz w:val="21"/>
-        </w:rPr>
-        <w:t>**Đường dẫn truy cập**: Chọn đúng bot và phiên bản rồi điều hướng đến menu tương ứng.</w:t>
+        <w:ind w:left="360" w:hanging="288"/>
+      </w:pPr>
+      <w:r>
+        <w:rPr>
+          <w:rFonts w:ascii="Arial" w:hAnsi="Arial" w:eastAsia="Arial"/>
+          <w:b w:val="0"/>
+          <w:i w:val="0"/>
+          <w:sz w:val="21"/>
+        </w:rPr>
+        <w:t xml:space="preserve">2. </w:t>
+      </w:r>
+      <w:r>
+        <w:rPr>
+          <w:rFonts w:ascii="Arial" w:hAnsi="Arial" w:eastAsia="Arial"/>
+          <w:b/>
+          <w:i w:val="0"/>
+          <w:sz w:val="21"/>
+        </w:rPr>
+        <w:t>Đường dẫn truy cập</w:t>
+      </w:r>
+      <w:r>
+        <w:rPr>
+          <w:rFonts w:ascii="Arial" w:hAnsi="Arial" w:eastAsia="Arial"/>
+          <w:b w:val="0"/>
+          <w:i w:val="0"/>
+          <w:sz w:val="21"/>
+        </w:rPr>
+        <w:t>: Chọn đúng bot và phiên bản rồi điều hướng đến menu tương ứng.</w:t>
       </w:r>
     </w:p>
     <w:p>
       <w:pPr>
-        <w:pStyle w:val="ListNumber"/>
         <w:spacing w:after="80"/>
-      </w:pPr>
-      <w:r>
-        <w:rPr>
-          <w:rFonts w:ascii="Arial" w:hAnsi="Arial" w:eastAsia="Arial"/>
-          <w:sz w:val="21"/>
-        </w:rPr>
-        <w:t>**Thành phần màn hình**: Trước tiên hãy kiểm tra giá trị hiện tại, trạng thái lựa chọn, lỗi/cảnh báo và các mục không hoạt động.</w:t>
+        <w:ind w:left="360" w:hanging="288"/>
+      </w:pPr>
+      <w:r>
+        <w:rPr>
+          <w:rFonts w:ascii="Arial" w:hAnsi="Arial" w:eastAsia="Arial"/>
+          <w:b w:val="0"/>
+          <w:i w:val="0"/>
+          <w:sz w:val="21"/>
+        </w:rPr>
+        <w:t xml:space="preserve">3. </w:t>
+      </w:r>
+      <w:r>
+        <w:rPr>
+          <w:rFonts w:ascii="Arial" w:hAnsi="Arial" w:eastAsia="Arial"/>
+          <w:b/>
+          <w:i w:val="0"/>
+          <w:sz w:val="21"/>
+        </w:rPr>
+        <w:t>Thành phần màn hình</w:t>
+      </w:r>
+      <w:r>
+        <w:rPr>
+          <w:rFonts w:ascii="Arial" w:hAnsi="Arial" w:eastAsia="Arial"/>
+          <w:b w:val="0"/>
+          <w:i w:val="0"/>
+          <w:sz w:val="21"/>
+        </w:rPr>
+        <w:t>: Trước tiên hãy kiểm tra giá trị hiện tại, trạng thái lựa chọn, lỗi/cảnh báo và các mục không hoạt động.</w:t>
       </w:r>
     </w:p>
     <w:p>
       <w:pPr>
-        <w:pStyle w:val="ListNumber"/>
         <w:spacing w:after="80"/>
-      </w:pPr>
-      <w:r>
-        <w:rPr>
-          <w:rFonts w:ascii="Arial" w:hAnsi="Arial" w:eastAsia="Arial"/>
-          <w:sz w:val="21"/>
-        </w:rPr>
-        <w:t>**Quy trình sử dụng**: Chỉ thay đổi các mục cần thiết và ghi lại các giá trị trước khi thay đổi.</w:t>
+        <w:ind w:left="360" w:hanging="288"/>
+      </w:pPr>
+      <w:r>
+        <w:rPr>
+          <w:rFonts w:ascii="Arial" w:hAnsi="Arial" w:eastAsia="Arial"/>
+          <w:b w:val="0"/>
+          <w:i w:val="0"/>
+          <w:sz w:val="21"/>
+        </w:rPr>
+        <w:t xml:space="preserve">4. </w:t>
+      </w:r>
+      <w:r>
+        <w:rPr>
+          <w:rFonts w:ascii="Arial" w:hAnsi="Arial" w:eastAsia="Arial"/>
+          <w:b/>
+          <w:i w:val="0"/>
+          <w:sz w:val="21"/>
+        </w:rPr>
+        <w:t>Quy trình sử dụng</w:t>
+      </w:r>
+      <w:r>
+        <w:rPr>
+          <w:rFonts w:ascii="Arial" w:hAnsi="Arial" w:eastAsia="Arial"/>
+          <w:b w:val="0"/>
+          <w:i w:val="0"/>
+          <w:sz w:val="21"/>
+        </w:rPr>
+        <w:t>: Chỉ thay đổi các mục cần thiết và ghi lại các giá trị trước khi thay đổi.</w:t>
       </w:r>
     </w:p>
     <w:p>
       <w:pPr>
-        <w:pStyle w:val="ListNumber"/>
         <w:spacing w:after="80"/>
-      </w:pPr>
-      <w:r>
-        <w:rPr>
-          <w:rFonts w:ascii="Arial" w:hAnsi="Arial" w:eastAsia="Arial"/>
-          <w:sz w:val="21"/>
-        </w:rPr>
-        <w:t>**Lưu/Áp dụng kết quả**: Kiểm tra thông báo lưu và trạng thái học/lập chỉ mục/áp dụng.</w:t>
+        <w:ind w:left="360" w:hanging="288"/>
+      </w:pPr>
+      <w:r>
+        <w:rPr>
+          <w:rFonts w:ascii="Arial" w:hAnsi="Arial" w:eastAsia="Arial"/>
+          <w:b w:val="0"/>
+          <w:i w:val="0"/>
+          <w:sz w:val="21"/>
+        </w:rPr>
+        <w:t xml:space="preserve">5. </w:t>
+      </w:r>
+      <w:r>
+        <w:rPr>
+          <w:rFonts w:ascii="Arial" w:hAnsi="Arial" w:eastAsia="Arial"/>
+          <w:b/>
+          <w:i w:val="0"/>
+          <w:sz w:val="21"/>
+        </w:rPr>
+        <w:t>Lưu/Áp dụng kết quả</w:t>
+      </w:r>
+      <w:r>
+        <w:rPr>
+          <w:rFonts w:ascii="Arial" w:hAnsi="Arial" w:eastAsia="Arial"/>
+          <w:b w:val="0"/>
+          <w:i w:val="0"/>
+          <w:sz w:val="21"/>
+        </w:rPr>
+        <w:t>: Kiểm tra thông báo lưu và trạng thái học/lập chỉ mục/áp dụng.</w:t>
       </w:r>
     </w:p>
     <w:p>
       <w:pPr>
-        <w:pStyle w:val="ListNumber"/>
         <w:spacing w:after="80"/>
-      </w:pPr>
-      <w:r>
-        <w:rPr>
-          <w:rFonts w:ascii="Arial" w:hAnsi="Arial" w:eastAsia="Arial"/>
-          <w:sz w:val="21"/>
-        </w:rPr>
-        <w:t>**Thận trọng**: Kiểm tra tác động lên mục đích/luồng/kênh/phiên bản liên quan.</w:t>
+        <w:ind w:left="360" w:hanging="288"/>
+      </w:pPr>
+      <w:r>
+        <w:rPr>
+          <w:rFonts w:ascii="Arial" w:hAnsi="Arial" w:eastAsia="Arial"/>
+          <w:b w:val="0"/>
+          <w:i w:val="0"/>
+          <w:sz w:val="21"/>
+        </w:rPr>
+        <w:t xml:space="preserve">6. </w:t>
+      </w:r>
+      <w:r>
+        <w:rPr>
+          <w:rFonts w:ascii="Arial" w:hAnsi="Arial" w:eastAsia="Arial"/>
+          <w:b/>
+          <w:i w:val="0"/>
+          <w:sz w:val="21"/>
+        </w:rPr>
+        <w:t>Thận trọng</w:t>
+      </w:r>
+      <w:r>
+        <w:rPr>
+          <w:rFonts w:ascii="Arial" w:hAnsi="Arial" w:eastAsia="Arial"/>
+          <w:b w:val="0"/>
+          <w:i w:val="0"/>
+          <w:sz w:val="21"/>
+        </w:rPr>
+        <w:t>: Kiểm tra tác động lên mục đích/luồng/kênh/phiên bản liên quan.</w:t>
       </w:r>
     </w:p>
     <w:p>
       <w:pPr>
-        <w:pStyle w:val="ListNumber"/>
         <w:spacing w:after="80"/>
-      </w:pPr>
-      <w:r>
-        <w:rPr>
-          <w:rFonts w:ascii="Arial" w:hAnsi="Arial" w:eastAsia="Arial"/>
-          <w:sz w:val="21"/>
-        </w:rPr>
-        <w:t>**Tài liệu liên quan**: Nếu đó là vấn đề về động cơ hoặc chất lượng, hãy kiểm tra [Hướng dẫn sử dụng NLU](../cga-nlu-guide/README.md).</w:t>
+        <w:ind w:left="360" w:hanging="288"/>
+      </w:pPr>
+      <w:r>
+        <w:rPr>
+          <w:rFonts w:ascii="Arial" w:hAnsi="Arial" w:eastAsia="Arial"/>
+          <w:b w:val="0"/>
+          <w:i w:val="0"/>
+          <w:sz w:val="21"/>
+        </w:rPr>
+        <w:t xml:space="preserve">7. </w:t>
+      </w:r>
+      <w:r>
+        <w:rPr>
+          <w:rFonts w:ascii="Arial" w:hAnsi="Arial" w:eastAsia="Arial"/>
+          <w:b/>
+          <w:i w:val="0"/>
+          <w:sz w:val="21"/>
+        </w:rPr>
+        <w:t>Tài liệu liên quan</w:t>
+      </w:r>
+      <w:r>
+        <w:rPr>
+          <w:rFonts w:ascii="Arial" w:hAnsi="Arial" w:eastAsia="Arial"/>
+          <w:b w:val="0"/>
+          <w:i w:val="0"/>
+          <w:sz w:val="21"/>
+        </w:rPr>
+        <w:t xml:space="preserve">: Nếu đó là vấn đề về động cơ hoặc chất lượng, hãy kiểm tra </w:t>
+      </w:r>
+      <w:r>
+        <w:rPr>
+          <w:rFonts w:ascii="Arial" w:hAnsi="Arial" w:eastAsia="Arial"/>
+          <w:b w:val="0"/>
+          <w:i w:val="0"/>
+          <w:sz w:val="21"/>
+        </w:rPr>
+        <w:t>Hướng dẫn sử dụng NLU</w:t>
+      </w:r>
+      <w:r>
+        <w:rPr>
+          <w:rFonts w:ascii="Arial" w:hAnsi="Arial" w:eastAsia="Arial"/>
+          <w:b w:val="0"/>
+          <w:i w:val="0"/>
+          <w:sz w:val="21"/>
+        </w:rPr>
+        <w:t>.</w:t>
       </w:r>
     </w:p>
     <w:p>
@@ -3789,6 +4893,7 @@
               <w:rPr>
                 <w:rFonts w:ascii="Arial" w:hAnsi="Arial" w:eastAsia="Arial"/>
                 <w:b/>
+                <w:i w:val="0"/>
                 <w:color w:val="1F4D78"/>
                 <w:sz w:val="18"/>
               </w:rPr>
@@ -3817,6 +4922,7 @@
               <w:rPr>
                 <w:rFonts w:ascii="Arial" w:hAnsi="Arial" w:eastAsia="Arial"/>
                 <w:b/>
+                <w:i w:val="0"/>
                 <w:color w:val="1F4D78"/>
                 <w:sz w:val="18"/>
               </w:rPr>
@@ -3846,6 +4952,7 @@
               <w:rPr>
                 <w:rFonts w:ascii="Arial" w:hAnsi="Arial" w:eastAsia="Arial"/>
                 <w:b w:val="0"/>
+                <w:i w:val="0"/>
                 <w:sz w:val="18"/>
               </w:rPr>
               <w:t>bot</w:t>
@@ -3872,6 +4979,7 @@
               <w:rPr>
                 <w:rFonts w:ascii="Arial" w:hAnsi="Arial" w:eastAsia="Arial"/>
                 <w:b w:val="0"/>
+                <w:i w:val="0"/>
                 <w:sz w:val="18"/>
               </w:rPr>
               <w:t>Đơn vị dịch vụ nói chuyện với người dùng</w:t>
@@ -3900,6 +5008,7 @@
               <w:rPr>
                 <w:rFonts w:ascii="Arial" w:hAnsi="Arial" w:eastAsia="Arial"/>
                 <w:b w:val="0"/>
+                <w:i w:val="0"/>
                 <w:sz w:val="18"/>
               </w:rPr>
               <w:t>Trung tâm Bot</w:t>
@@ -3926,6 +5035,7 @@
               <w:rPr>
                 <w:rFonts w:ascii="Arial" w:hAnsi="Arial" w:eastAsia="Arial"/>
                 <w:b w:val="0"/>
+                <w:i w:val="0"/>
                 <w:sz w:val="18"/>
               </w:rPr>
               <w:t>Một đơn vị quản lý nhiều bot</w:t>
@@ -3954,6 +5064,7 @@
               <w:rPr>
                 <w:rFonts w:ascii="Arial" w:hAnsi="Arial" w:eastAsia="Arial"/>
                 <w:b w:val="0"/>
+                <w:i w:val="0"/>
                 <w:sz w:val="18"/>
               </w:rPr>
               <w:t>phiên bản</w:t>
@@ -3980,6 +5091,7 @@
               <w:rPr>
                 <w:rFonts w:ascii="Arial" w:hAnsi="Arial" w:eastAsia="Arial"/>
                 <w:b w:val="0"/>
+                <w:i w:val="0"/>
                 <w:sz w:val="18"/>
               </w:rPr>
               <w:t>Đơn vị quản lý cài đặt bot và thiết kế cuộc trò chuyện riêng biệt</w:t>
@@ -4008,6 +5120,7 @@
               <w:rPr>
                 <w:rFonts w:ascii="Arial" w:hAnsi="Arial" w:eastAsia="Arial"/>
                 <w:b w:val="0"/>
+                <w:i w:val="0"/>
                 <w:sz w:val="18"/>
               </w:rPr>
               <w:t>ý định</w:t>
@@ -4034,6 +5147,7 @@
               <w:rPr>
                 <w:rFonts w:ascii="Arial" w:hAnsi="Arial" w:eastAsia="Arial"/>
                 <w:b w:val="0"/>
+                <w:i w:val="0"/>
                 <w:sz w:val="18"/>
               </w:rPr>
               <w:t>Đơn vị phân loại mục đích yêu cầu của người dùng</w:t>
@@ -4062,6 +5176,7 @@
               <w:rPr>
                 <w:rFonts w:ascii="Arial" w:hAnsi="Arial" w:eastAsia="Arial"/>
                 <w:b w:val="0"/>
+                <w:i w:val="0"/>
                 <w:sz w:val="18"/>
               </w:rPr>
               <w:t>đối tượng</w:t>
@@ -4088,6 +5203,7 @@
               <w:rPr>
                 <w:rFonts w:ascii="Arial" w:hAnsi="Arial" w:eastAsia="Arial"/>
                 <w:b w:val="0"/>
+                <w:i w:val="0"/>
                 <w:sz w:val="18"/>
               </w:rPr>
               <w:t>Một giá trị hoặc tên được trích xuất từ ​​một cách phát âm</w:t>
@@ -4116,6 +5232,7 @@
               <w:rPr>
                 <w:rFonts w:ascii="Arial" w:hAnsi="Arial" w:eastAsia="Arial"/>
                 <w:b w:val="0"/>
+                <w:i w:val="0"/>
                 <w:sz w:val="18"/>
               </w:rPr>
               <w:t>NLU</w:t>
@@ -4142,6 +5259,7 @@
               <w:rPr>
                 <w:rFonts w:ascii="Arial" w:hAnsi="Arial" w:eastAsia="Arial"/>
                 <w:b w:val="0"/>
+                <w:i w:val="0"/>
                 <w:sz w:val="18"/>
               </w:rPr>
               <w:t>Vùng chức năng diễn giải ngôn ngữ đầu vào tự nhiên của người dùng</w:t>
@@ -4170,6 +5288,7 @@
               <w:rPr>
                 <w:rFonts w:ascii="Arial" w:hAnsi="Arial" w:eastAsia="Arial"/>
                 <w:b w:val="0"/>
+                <w:i w:val="0"/>
                 <w:sz w:val="18"/>
               </w:rPr>
               <w:t>Học tập</w:t>
@@ -4196,6 +5315,7 @@
               <w:rPr>
                 <w:rFonts w:ascii="Arial" w:hAnsi="Arial" w:eastAsia="Arial"/>
                 <w:b w:val="0"/>
+                <w:i w:val="0"/>
                 <w:sz w:val="18"/>
               </w:rPr>
               <w:t>Nhiệm vụ phản ánh dữ liệu đã đăng ký để động cơ có thể sử dụng</w:t>
@@ -4224,6 +5344,7 @@
               <w:rPr>
                 <w:rFonts w:ascii="Arial" w:hAnsi="Arial" w:eastAsia="Arial"/>
                 <w:b w:val="0"/>
+                <w:i w:val="0"/>
                 <w:sz w:val="18"/>
               </w:rPr>
               <w:t>Lập chỉ mục</w:t>
@@ -4250,6 +5371,7 @@
               <w:rPr>
                 <w:rFonts w:ascii="Arial" w:hAnsi="Arial" w:eastAsia="Arial"/>
                 <w:b w:val="0"/>
+                <w:i w:val="0"/>
                 <w:sz w:val="18"/>
               </w:rPr>
               <w:t>Chuẩn bị cấu trúc tìm kiếm dữ liệu để truy xuất</w:t>
@@ -4278,6 +5400,7 @@
               <w:rPr>
                 <w:rFonts w:ascii="Arial" w:hAnsi="Arial" w:eastAsia="Arial"/>
                 <w:b w:val="0"/>
+                <w:i w:val="0"/>
                 <w:sz w:val="18"/>
               </w:rPr>
               <w:t>RAG</w:t>
@@ -4304,6 +5427,7 @@
               <w:rPr>
                 <w:rFonts w:ascii="Arial" w:hAnsi="Arial" w:eastAsia="Arial"/>
                 <w:b w:val="0"/>
+                <w:i w:val="0"/>
                 <w:sz w:val="18"/>
               </w:rPr>
               <w:t>Cách sử dụng kết hợp kiến ​​thức được truy xuất và mô hình tổng quát</w:t>
@@ -4324,7 +5448,7 @@
           <w:i w:val="0"/>
           <w:sz w:val="21"/>
         </w:rPr>
-        <w:t>Tài liệu liên quan</w:t>
+        <w:t>10. Thực thể và từ điển</w:t>
       </w:r>
     </w:p>
     <w:p>
@@ -4335,9 +5459,11 @@
       <w:r>
         <w:rPr>
           <w:rFonts w:ascii="Arial" w:hAnsi="Arial" w:eastAsia="Arial"/>
-          <w:sz w:val="21"/>
-        </w:rPr>
-        <w:t>[Xem tất cả hướng dẫn sử dụng CGA](../README.md)</w:t>
+          <w:b w:val="0"/>
+          <w:i w:val="0"/>
+          <w:sz w:val="21"/>
+        </w:rPr>
+        <w:t>Thực thể dùng để trích xuất ngày, khu vực, sản phẩm, mã đơn hàng và các giá trị cần thiết từ phát ngôn.</w:t>
       </w:r>
     </w:p>
     <w:p>
@@ -4348,9 +5474,11 @@
       <w:r>
         <w:rPr>
           <w:rFonts w:ascii="Arial" w:hAnsi="Arial" w:eastAsia="Arial"/>
-          <w:sz w:val="21"/>
-        </w:rPr>
-        <w:t>[Bắt đầu CGA](../cga-getting-started/README.md)</w:t>
+          <w:b w:val="0"/>
+          <w:i w:val="0"/>
+          <w:sz w:val="21"/>
+        </w:rPr>
+        <w:t>Từ điển chuẩn hóa thuật ngữ nghiệp vụ và từ đồng nghĩa. Sau khi thay đổi, hãy kiểm thử lại mọi ý định liên kết.</w:t>
       </w:r>
     </w:p>
     <w:p>
@@ -4361,9 +5489,390 @@
       <w:r>
         <w:rPr>
           <w:rFonts w:ascii="Arial" w:hAnsi="Arial" w:eastAsia="Arial"/>
-          <w:sz w:val="21"/>
-        </w:rPr>
-        <w:t>[Hướng dẫn sử dụng CGA NLU](../cga-nlu-guide/README.md)</w:t>
+          <w:b w:val="0"/>
+          <w:i w:val="0"/>
+          <w:sz w:val="21"/>
+        </w:rPr>
+        <w:t>Giữ nhất quán tên, biểu thức đại diện, biến và luồng hội thoại được kết nối.</w:t>
+      </w:r>
+    </w:p>
+    <w:p>
+      <w:pPr>
+        <w:pStyle w:val="Heading1"/>
+      </w:pPr>
+      <w:r>
+        <w:rPr>
+          <w:rFonts w:ascii="Arial" w:hAnsi="Arial" w:eastAsia="Arial"/>
+          <w:b/>
+          <w:i w:val="0"/>
+          <w:sz w:val="21"/>
+        </w:rPr>
+        <w:t>11. Luồng hội thoại và mẫu</w:t>
+      </w:r>
+    </w:p>
+    <w:p>
+      <w:pPr>
+        <w:spacing w:after="80"/>
+        <w:ind w:left="360" w:hanging="288"/>
+      </w:pPr>
+      <w:r>
+        <w:rPr>
+          <w:rFonts w:ascii="Arial" w:hAnsi="Arial" w:eastAsia="Arial"/>
+          <w:b w:val="0"/>
+          <w:i w:val="0"/>
+          <w:sz w:val="21"/>
+        </w:rPr>
+        <w:t>1. Bắt đầu từ ý định và xác định thẻ đầu tiên.</w:t>
+      </w:r>
+    </w:p>
+    <w:p>
+      <w:pPr>
+        <w:spacing w:after="80"/>
+        <w:ind w:left="360" w:hanging="288"/>
+      </w:pPr>
+      <w:r>
+        <w:rPr>
+          <w:rFonts w:ascii="Arial" w:hAnsi="Arial" w:eastAsia="Arial"/>
+          <w:b w:val="0"/>
+          <w:i w:val="0"/>
+          <w:sz w:val="21"/>
+        </w:rPr>
+        <w:t>2. Kết nối câu trả lời, điều kiện, API, biến và thẻ tiếp theo.</w:t>
+      </w:r>
+    </w:p>
+    <w:p>
+      <w:pPr>
+        <w:spacing w:after="80"/>
+        <w:ind w:left="360" w:hanging="288"/>
+      </w:pPr>
+      <w:r>
+        <w:rPr>
+          <w:rFonts w:ascii="Arial" w:hAnsi="Arial" w:eastAsia="Arial"/>
+          <w:b w:val="0"/>
+          <w:i w:val="0"/>
+          <w:sz w:val="21"/>
+        </w:rPr>
+        <w:t>3. Tạo đường đi bình thường, ngoại lệ và kết thúc; xác nhận không có thẻ bị ngắt kết nối.</w:t>
+      </w:r>
+    </w:p>
+    <w:p>
+      <w:pPr>
+        <w:spacing w:after="80"/>
+        <w:ind w:left="360" w:hanging="288"/>
+      </w:pPr>
+      <w:r>
+        <w:rPr>
+          <w:rFonts w:ascii="Arial" w:hAnsi="Arial" w:eastAsia="Arial"/>
+          <w:b w:val="0"/>
+          <w:i w:val="0"/>
+          <w:sz w:val="21"/>
+        </w:rPr>
+        <w:t>4. Chỉ chọn mẫu đang hoạt động của kênh đích và kiểm tra kết quả hiển thị trong Kiểm thử bot và kênh thật.</w:t>
+      </w:r>
+    </w:p>
+    <w:p>
+      <w:pPr>
+        <w:pStyle w:val="Heading1"/>
+      </w:pPr>
+      <w:r>
+        <w:rPr>
+          <w:rFonts w:ascii="Arial" w:hAnsi="Arial" w:eastAsia="Arial"/>
+          <w:b/>
+          <w:i w:val="0"/>
+          <w:sz w:val="21"/>
+        </w:rPr>
+        <w:t>12. Quản lý và thực thi API</w:t>
+      </w:r>
+    </w:p>
+    <w:p>
+      <w:pPr>
+        <w:pStyle w:val="ListBullet"/>
+        <w:spacing w:after="80"/>
+      </w:pPr>
+      <w:r>
+        <w:rPr>
+          <w:rFonts w:ascii="Arial" w:hAnsi="Arial" w:eastAsia="Arial"/>
+          <w:b w:val="0"/>
+          <w:i w:val="0"/>
+          <w:sz w:val="21"/>
+        </w:rPr>
+        <w:t>Đăng ký tên API, Base URL đích, phương thức, xác thực, Header, Path, Query và Body.</w:t>
+      </w:r>
+    </w:p>
+    <w:p>
+      <w:pPr>
+        <w:pStyle w:val="ListBullet"/>
+        <w:spacing w:after="80"/>
+      </w:pPr>
+      <w:r>
+        <w:rPr>
+          <w:rFonts w:ascii="Arial" w:hAnsi="Arial" w:eastAsia="Arial"/>
+          <w:b w:val="0"/>
+          <w:i w:val="0"/>
+          <w:sz w:val="21"/>
+        </w:rPr>
+        <w:t>Mã chạy trên trình duyệt chỉ gọi đường dẫn same-origin; địa chỉ Docker nội bộ và thông tin xác thực chỉ được xử lý phía máy chủ.</w:t>
+      </w:r>
+    </w:p>
+    <w:p>
+      <w:pPr>
+        <w:pStyle w:val="ListBullet"/>
+        <w:spacing w:after="80"/>
+      </w:pPr>
+      <w:r>
+        <w:rPr>
+          <w:rFonts w:ascii="Arial" w:hAnsi="Arial" w:eastAsia="Arial"/>
+          <w:b w:val="0"/>
+          <w:i w:val="0"/>
+          <w:sz w:val="21"/>
+        </w:rPr>
+        <w:t xml:space="preserve">Sau kiểm thử, kiểm tra trạng thái, độ trễ và lỗi trong dữ liệu phân tích và </w:t>
+      </w:r>
+      <w:r>
+        <w:rPr>
+          <w:rFonts w:ascii="Arial" w:hAnsi="Arial" w:eastAsia="Arial"/>
+          <w:b/>
+          <w:i w:val="0"/>
+          <w:sz w:val="21"/>
+        </w:rPr>
+        <w:t>Admin &gt; Lịch sử gọi API</w:t>
+      </w:r>
+      <w:r>
+        <w:rPr>
+          <w:rFonts w:ascii="Arial" w:hAnsi="Arial" w:eastAsia="Arial"/>
+          <w:b w:val="0"/>
+          <w:i w:val="0"/>
+          <w:sz w:val="21"/>
+        </w:rPr>
+        <w:t>.</w:t>
+      </w:r>
+    </w:p>
+    <w:p>
+      <w:pPr>
+        <w:pStyle w:val="Heading1"/>
+      </w:pPr>
+      <w:r>
+        <w:rPr>
+          <w:rFonts w:ascii="Arial" w:hAnsi="Arial" w:eastAsia="Arial"/>
+          <w:b/>
+          <w:i w:val="0"/>
+          <w:sz w:val="21"/>
+        </w:rPr>
+        <w:t>13. Kiểm thử bot, đánh giá, tái huấn luyện và phân tích</w:t>
+      </w:r>
+    </w:p>
+    <w:p>
+      <w:pPr>
+        <w:pStyle w:val="ListBullet"/>
+        <w:spacing w:after="80"/>
+      </w:pPr>
+      <w:r>
+        <w:rPr>
+          <w:rFonts w:ascii="Arial" w:hAnsi="Arial" w:eastAsia="Arial"/>
+          <w:b w:val="0"/>
+          <w:i w:val="0"/>
+          <w:sz w:val="21"/>
+        </w:rPr>
+        <w:t>Trong Kiểm thử bot, xem đồng thời câu trả lời và bảng phân tích: bước áp dụng, Score, thực thể, biến, thẻ hội thoại và câu trả lời cuối.</w:t>
+      </w:r>
+    </w:p>
+    <w:p>
+      <w:pPr>
+        <w:pStyle w:val="ListBullet"/>
+        <w:spacing w:after="80"/>
+      </w:pPr>
+      <w:r>
+        <w:rPr>
+          <w:rFonts w:ascii="Arial" w:hAnsi="Arial" w:eastAsia="Arial"/>
+          <w:b w:val="0"/>
+          <w:i w:val="0"/>
+          <w:sz w:val="21"/>
+        </w:rPr>
+        <w:t>Trong Đánh giá, kiểm tra câu phân loại sai, câu Score thấp và xung đột ý định tương tự bằng cùng bộ dữ liệu chuẩn.</w:t>
+      </w:r>
+    </w:p>
+    <w:p>
+      <w:pPr>
+        <w:pStyle w:val="ListBullet"/>
+        <w:spacing w:after="80"/>
+      </w:pPr>
+      <w:r>
+        <w:rPr>
+          <w:rFonts w:ascii="Arial" w:hAnsi="Arial" w:eastAsia="Arial"/>
+          <w:b w:val="0"/>
+          <w:i w:val="0"/>
+          <w:sz w:val="21"/>
+        </w:rPr>
+        <w:t>Trong Tái huấn luyện, chỉ phản ánh phát ngôn đã xác nhận và kiểm tra kết quả trong lịch sử học.</w:t>
+      </w:r>
+    </w:p>
+    <w:p>
+      <w:pPr>
+        <w:pStyle w:val="ListBullet"/>
+        <w:spacing w:after="80"/>
+      </w:pPr>
+      <w:r>
+        <w:rPr>
+          <w:rFonts w:ascii="Arial" w:hAnsi="Arial" w:eastAsia="Arial"/>
+          <w:b w:val="0"/>
+          <w:i w:val="0"/>
+          <w:sz w:val="21"/>
+        </w:rPr>
+        <w:t>Trong Phân tích, phân biệt không có dữ liệu, bộ lọc sai và lỗi thu thập trước khi thay đổi mô hình.</w:t>
+      </w:r>
+    </w:p>
+    <w:p>
+      <w:pPr>
+        <w:pStyle w:val="Heading1"/>
+      </w:pPr>
+      <w:r>
+        <w:rPr>
+          <w:rFonts w:ascii="Arial" w:hAnsi="Arial" w:eastAsia="Arial"/>
+          <w:b/>
+          <w:i w:val="0"/>
+          <w:sz w:val="21"/>
+        </w:rPr>
+        <w:t>14. Quản trị hệ thống và bảng điều hành</w:t>
+      </w:r>
+    </w:p>
+    <w:p>
+      <w:pPr>
+        <w:pStyle w:val="ListBullet"/>
+        <w:spacing w:after="80"/>
+      </w:pPr>
+      <w:r>
+        <w:rPr>
+          <w:rFonts w:ascii="Arial" w:hAnsi="Arial" w:eastAsia="Arial"/>
+          <w:b w:val="0"/>
+          <w:i w:val="0"/>
+          <w:sz w:val="21"/>
+        </w:rPr>
+        <w:t>Quản lý người dùng, nhóm, vai trò, kênh, liên kết Botstation, mẫu, giấy phép và thông báo hệ thống đa ngôn ngữ trong Admin.</w:t>
+      </w:r>
+    </w:p>
+    <w:p>
+      <w:pPr>
+        <w:pStyle w:val="ListBullet"/>
+        <w:spacing w:after="80"/>
+      </w:pPr>
+      <w:r>
+        <w:rPr>
+          <w:rFonts w:ascii="Arial" w:hAnsi="Arial" w:eastAsia="Arial"/>
+          <w:b w:val="0"/>
+          <w:i w:val="0"/>
+          <w:sz w:val="21"/>
+        </w:rPr>
+        <w:t>Bảng điều hành hiển thị API/DB, bộ nhớ đệm, độ trễ, lỗi, khóa chỉnh sửa, tách DB, GPU ML và GPU Semantic.</w:t>
+      </w:r>
+    </w:p>
+    <w:p>
+      <w:pPr>
+        <w:pStyle w:val="ListBullet"/>
+        <w:spacing w:after="80"/>
+      </w:pPr>
+      <w:r>
+        <w:rPr>
+          <w:rFonts w:ascii="Arial" w:hAnsi="Arial" w:eastAsia="Arial"/>
+          <w:b w:val="0"/>
+          <w:i w:val="0"/>
+          <w:sz w:val="21"/>
+        </w:rPr>
+        <w:t>Dùng màn hình lịch sử để truy vết bot, phiên bản, ngôn ngữ, phát ngôn, kênh, thời gian và kết quả mà không làm lộ thông tin xác thực hay dữ liệu cá nhân.</w:t>
+      </w:r>
+    </w:p>
+    <w:p>
+      <w:pPr>
+        <w:pStyle w:val="Heading1"/>
+      </w:pPr>
+      <w:r>
+        <w:rPr>
+          <w:rFonts w:ascii="Arial" w:hAnsi="Arial" w:eastAsia="Arial"/>
+          <w:b/>
+          <w:i w:val="0"/>
+          <w:sz w:val="21"/>
+        </w:rPr>
+        <w:t>15. Danh sách kiểm tra và luồng ví dụ</w:t>
+      </w:r>
+    </w:p>
+    <w:p>
+      <w:r>
+        <w:rPr>
+          <w:rFonts w:ascii="Arial" w:hAnsi="Arial" w:eastAsia="Arial"/>
+          <w:b w:val="0"/>
+          <w:i w:val="0"/>
+          <w:sz w:val="21"/>
+        </w:rPr>
+        <w:t>Trước khi thay đổi, ghi lại UUID bot, phiên bản, ngôn ngữ, phiên bản vận hành, tài sản bị ảnh hưởng, phát ngôn chuẩn và kênh kết nối. Sau đó kiểm tra lưu, học/lập chỉ mục, Kiểm thử bot, đánh giá, phân tích, lịch sử hội thoại/API/Queue và kênh thật.</w:t>
+      </w:r>
+    </w:p>
+    <w:p>
+      <w:r>
+        <w:rPr>
+          <w:rFonts w:ascii="Arial" w:hAnsi="Arial" w:eastAsia="Arial"/>
+          <w:b w:val="0"/>
+          <w:i w:val="0"/>
+          <w:sz w:val="21"/>
+        </w:rPr>
+        <w:t>Ví dụ: tạo bot hỏi đáp giao hàng, thêm ý định lịch giao và trạng thái hiện tại, phát ngôn đa ngôn ngữ và thực thể mã đơn hàng, kết nối thẻ API, học hoặc lập chỉ mục rồi chỉ đưa các lỗi đã xác nhận vào tái huấn luyện.</w:t>
+      </w:r>
+    </w:p>
+    <w:p>
+      <w:pPr>
+        <w:pStyle w:val="Heading1"/>
+      </w:pPr>
+      <w:r>
+        <w:rPr>
+          <w:rFonts w:ascii="Arial" w:hAnsi="Arial" w:eastAsia="Arial"/>
+          <w:b/>
+          <w:i w:val="0"/>
+          <w:sz w:val="21"/>
+        </w:rPr>
+        <w:t>Tài liệu liên quan</w:t>
+      </w:r>
+    </w:p>
+    <w:p>
+      <w:pPr>
+        <w:pStyle w:val="ListBullet"/>
+        <w:spacing w:after="80"/>
+      </w:pPr>
+      <w:r>
+        <w:rPr>
+          <w:rFonts w:ascii="Arial" w:hAnsi="Arial" w:eastAsia="Arial"/>
+          <w:b w:val="0"/>
+          <w:i w:val="0"/>
+          <w:sz w:val="21"/>
+        </w:rPr>
+        <w:t>Xem tất cả hướng dẫn sử dụng CGA</w:t>
+      </w:r>
+    </w:p>
+    <w:p>
+      <w:pPr>
+        <w:pStyle w:val="ListBullet"/>
+        <w:spacing w:after="80"/>
+      </w:pPr>
+      <w:r>
+        <w:rPr>
+          <w:rFonts w:ascii="Arial" w:hAnsi="Arial" w:eastAsia="Arial"/>
+          <w:b w:val="0"/>
+          <w:i w:val="0"/>
+          <w:sz w:val="21"/>
+        </w:rPr>
+        <w:t>Bắt đầu CGA</w:t>
+      </w:r>
+    </w:p>
+    <w:p>
+      <w:pPr>
+        <w:pStyle w:val="ListBullet"/>
+        <w:spacing w:after="80"/>
+      </w:pPr>
+      <w:r>
+        <w:rPr>
+          <w:rFonts w:ascii="Arial" w:hAnsi="Arial" w:eastAsia="Arial"/>
+          <w:b w:val="0"/>
+          <w:i w:val="0"/>
+          <w:sz w:val="21"/>
+        </w:rPr>
+        <w:t>Hướng dẫn sử dụng CGA NLU</w:t>
       </w:r>
     </w:p>
     <w:sectPr>
